--- a/manual.docx
+++ b/manual.docx
@@ -7,7 +7,7 @@
         <w:pStyle w:val="Title"/>
       </w:pPr>
       <w:r>
-        <w:t>拼豆工坊使用说明书</w:t>
+        <w:t>爱老婆拼豆坊使用说明书</w:t>
       </w:r>
     </w:p>
     <w:p>
@@ -15,17 +15,17 @@
         <w:pStyle w:val="Subtitle"/>
       </w:pPr>
       <w:r>
-        <w:t>图片转豆格与逐格编辑操作手册</w:t>
+        <w:t>图片转豆格 逐格编辑与拼豆实操手册</w:t>
       </w:r>
     </w:p>
     <w:p>
       <w:r>
-        <w:t>适用版本 拼豆工坊 v1.0    更新日期 2026年10月9日</w:t>
+        <w:t>适用版本 爱老婆拼豆坊 v1.0    更新日期 2026年10月9日</w:t>
       </w:r>
     </w:p>
     <w:p>
       <w:r>
-        <w:t>本说明书介绍在线版与离线版的图片导入、图纸转换、手动编辑、工程保存和导出打印。先按第一章完成一张图纸，再按目录查询具体功能；每个带色号的格子代表一颗豆子，空格不放豆。</w:t>
+        <w:t>本说明书介绍在线版与离线版的图片导入、图纸转换、手动编辑、拼豆实操、工程保存和导出打印。先按第一章完成一张图纸，再按目录查询具体功能；每个带色号的格子代表一颗豆子，空格不放豆。</w:t>
       </w:r>
     </w:p>
     <w:p>
@@ -175,7 +175,7 @@
           <w:rPr>
             <w:rFonts w:ascii="Microsoft YaHei" w:hAnsi="Microsoft YaHei" w:eastAsia="Microsoft YaHei"/>
           </w:rPr>
-          <w:t>11  芮小鸡标准与一个练习</w:t>
+          <w:t>11  老婆肖像示例与一个练习</w:t>
         </w:r>
       </w:hyperlink>
     </w:p>
@@ -215,7 +215,25 @@
           <w:i w:val="0"/>
           <w:color w:val="000000"/>
         </w:rPr>
-        <w:t xml:space="preserve">在线版直接点击拼豆工坊网址，用手机或电脑浏览器打开；应用顶部的 </w:t>
+        <w:t xml:space="preserve">在线版访问 </w:t>
+      </w:r>
+      <w:r>
+        <w:rPr>
+          <w:rFonts w:ascii="Microsoft YaHei" w:hAnsi="Microsoft YaHei" w:eastAsia="Microsoft YaHei" w:cs="Microsoft YaHei"/>
+          <w:b w:val="0"/>
+          <w:i w:val="0"/>
+          <w:color w:val="000000"/>
+        </w:rPr>
+        <w:t>爱老婆拼豆坊</w:t>
+      </w:r>
+      <w:r>
+        <w:rPr>
+          <w:rFonts w:ascii="Microsoft YaHei" w:hAnsi="Microsoft YaHei" w:eastAsia="Microsoft YaHei" w:cs="Microsoft YaHei"/>
+          <w:b w:val="0"/>
+          <w:i w:val="0"/>
+          <w:color w:val="000000"/>
+        </w:rPr>
+        <w:t xml:space="preserve">，用手机或电脑浏览器打开；应用顶部的 </w:t>
       </w:r>
       <w:r>
         <w:rPr>
@@ -271,7 +289,7 @@
           <w:i w:val="0"/>
           <w:color w:val="000000"/>
         </w:rPr>
-        <w:t>拼豆工坊.html</w:t>
+        <w:t>爱老婆拼豆坊.html</w:t>
       </w:r>
       <w:r>
         <w:rPr>
@@ -291,7 +309,25 @@
           <w:i w:val="0"/>
           <w:color w:val="000000"/>
         </w:rPr>
-        <w:t>第一次打开会看到芮小鸡示例。如果之前编辑过，软件优先恢复当前浏览器保存的图纸。</w:t>
+        <w:t xml:space="preserve">第一次打开会看到从照片转换的 </w:t>
+      </w:r>
+      <w:r>
+        <w:rPr>
+          <w:rFonts w:ascii="Microsoft YaHei" w:hAnsi="Microsoft YaHei" w:eastAsia="Microsoft YaHei" w:cs="Microsoft YaHei"/>
+          <w:b/>
+          <w:i w:val="0"/>
+          <w:color w:val="000000"/>
+        </w:rPr>
+        <w:t>老婆肖像</w:t>
+      </w:r>
+      <w:r>
+        <w:rPr>
+          <w:rFonts w:ascii="Microsoft YaHei" w:hAnsi="Microsoft YaHei" w:eastAsia="Microsoft YaHei" w:cs="Microsoft YaHei"/>
+          <w:b w:val="0"/>
+          <w:i w:val="0"/>
+          <w:color w:val="000000"/>
+        </w:rPr>
+        <w:t xml:space="preserve"> 示例。如果之前编辑过，软件优先恢复当前浏览器保存的图纸。</w:t>
       </w:r>
     </w:p>
     <w:p>
@@ -670,6 +706,43 @@
       </w:r>
     </w:p>
     <w:p>
+      <w:pPr>
+        <w:pStyle w:val="ListParagraph"/>
+        <w:spacing w:after="100"/>
+        <w:numPr>
+          <w:ilvl w:val="0"/>
+          <w:numId w:val="10"/>
+        </w:numPr>
+      </w:pPr>
+      <w:r>
+        <w:rPr>
+          <w:rFonts w:ascii="Microsoft YaHei" w:hAnsi="Microsoft YaHei" w:eastAsia="Microsoft YaHei" w:cs="Microsoft YaHei"/>
+          <w:b w:val="0"/>
+          <w:i w:val="0"/>
+          <w:color w:val="000000"/>
+        </w:rPr>
+        <w:t xml:space="preserve">开始摆豆时点击 </w:t>
+      </w:r>
+      <w:r>
+        <w:rPr>
+          <w:rFonts w:ascii="Microsoft YaHei" w:hAnsi="Microsoft YaHei" w:eastAsia="Microsoft YaHei" w:cs="Microsoft YaHei"/>
+          <w:b/>
+          <w:i w:val="0"/>
+          <w:color w:val="000000"/>
+        </w:rPr>
+        <w:t>拼豆实操区</w:t>
+      </w:r>
+      <w:r>
+        <w:rPr>
+          <w:rFonts w:ascii="Microsoft YaHei" w:hAnsi="Microsoft YaHei" w:eastAsia="Microsoft YaHei" w:cs="Microsoft YaHei"/>
+          <w:b w:val="0"/>
+          <w:i w:val="0"/>
+          <w:color w:val="000000"/>
+        </w:rPr>
+        <w:t>，在材料清单中逐色切换，按保留的网格坐标对照操作。</w:t>
+      </w:r>
+    </w:p>
+    <w:p>
       <w:r>
         <w:rPr>
           <w:rFonts w:ascii="Microsoft YaHei" w:hAnsi="Microsoft YaHei" w:eastAsia="Microsoft YaHei" w:cs="Microsoft YaHei"/>
@@ -762,7 +835,7 @@
         <w:drawing>
           <wp:inline xmlns:a="http://schemas.openxmlformats.org/drawingml/2006/main" xmlns:pic="http://schemas.openxmlformats.org/drawingml/2006/picture">
             <wp:extent cx="5890909" cy="4500000"/>
-            <wp:docPr id="1" name="Picture 1" descr="拼豆工坊完整界面"/>
+            <wp:docPr id="1" name="Picture 1" descr="爱老婆拼豆坊完整界面"/>
             <wp:cNvGraphicFramePr>
               <a:graphicFrameLocks noChangeAspect="1"/>
             </wp:cNvGraphicFramePr>
@@ -799,7 +872,7 @@
         <w:spacing w:after="200"/>
       </w:pPr>
       <w:r>
-        <w:t>拼豆工坊完整界面</w:t>
+        <w:t>爱老婆拼豆坊完整界面</w:t>
       </w:r>
     </w:p>
     <w:tbl>
@@ -1367,7 +1440,7 @@
           <w:i w:val="0"/>
           <w:color w:val="000000"/>
         </w:rPr>
-        <w:t>芮小鸡</w:t>
+        <w:t>老婆肖像</w:t>
       </w:r>
       <w:r>
         <w:rPr>
@@ -3791,7 +3864,7 @@
           <w:i w:val="0"/>
           <w:color w:val="000000"/>
         </w:rPr>
-        <w:t xml:space="preserve">例如图纸为 54×24 格，分板设为 50×50，提示 </w:t>
+        <w:t xml:space="preserve">例如老婆肖像为 96×132 格，分板设为 50×50，提示 </w:t>
       </w:r>
       <w:r>
         <w:rPr>
@@ -3800,7 +3873,7 @@
           <w:i w:val="0"/>
           <w:color w:val="000000"/>
         </w:rPr>
-        <w:t>2×1 块</w:t>
+        <w:t>2×3 块</w:t>
       </w:r>
       <w:r>
         <w:rPr>
@@ -3809,7 +3882,7 @@
           <w:i w:val="0"/>
           <w:color w:val="000000"/>
         </w:rPr>
-        <w:t>。这表示按整个矩形画布排成两块横向板位；它不是根据所有空格优化后的最少用板数。</w:t>
+        <w:t>。这表示按整个矩形画布排成两列三行板位；它不是根据所有空格优化后的最少用板数。</w:t>
       </w:r>
     </w:p>
     <w:p>
@@ -5646,7 +5719,7 @@
           <w:i w:val="0"/>
           <w:color w:val="000000"/>
         </w:rPr>
-        <w:t>例如 54×24 的图纸，调整为 60×30，只在右侧和下方增加空格；调整为 40×20 会裁掉右侧 14 列及下方 4 行，不能用它把人物“缩小”。要重新缩小图案，应从原图重新生成。</w:t>
+        <w:t>例如 96×132 的图纸，调整为 100×140，只在右侧和下方增加空格；调整为 80×120 会裁掉右侧 16 列及下方 12 行，不能用它把人物“缩小”。要重新缩小图案，应从原图重新生成。</w:t>
       </w:r>
     </w:p>
     <w:p>
@@ -5654,7 +5727,7 @@
         <w:pStyle w:val="Heading2"/>
       </w:pPr>
       <w:r>
-        <w:t>图纸 与 预览</w:t>
+        <w:t>图纸 与 预览 与 拼豆实操区</w:t>
       </w:r>
     </w:p>
     <w:p>
@@ -5714,6 +5787,34 @@
       </w:r>
     </w:p>
     <w:p>
+      <w:pPr>
+        <w:pStyle w:val="ListParagraph"/>
+        <w:spacing w:after="100"/>
+        <w:numPr>
+          <w:ilvl w:val="0"/>
+          <w:numId w:val="12"/>
+        </w:numPr>
+      </w:pPr>
+      <w:r>
+        <w:rPr>
+          <w:rFonts w:ascii="Microsoft YaHei" w:hAnsi="Microsoft YaHei" w:eastAsia="Microsoft YaHei" w:cs="Microsoft YaHei"/>
+          <w:b/>
+          <w:i w:val="0"/>
+          <w:color w:val="000000"/>
+        </w:rPr>
+        <w:t>拼豆实操区</w:t>
+      </w:r>
+      <w:r>
+        <w:rPr>
+          <w:rFonts w:ascii="Microsoft YaHei" w:hAnsi="Microsoft YaHei" w:eastAsia="Microsoft YaHei" w:cs="Microsoft YaHei"/>
+          <w:b w:val="0"/>
+          <w:i w:val="0"/>
+          <w:color w:val="000000"/>
+        </w:rPr>
+        <w:t>：对照实物摆豆时按一个色号查看。保留原图的网格位置和行列坐标，只显示当前画笔颜色对应的豆格，其他色号隐藏。这个视图只用于查看，不能画笔改色或清空格子。</w:t>
+      </w:r>
+    </w:p>
+    <w:p>
       <w:r>
         <w:rPr>
           <w:rFonts w:ascii="Microsoft YaHei" w:hAnsi="Microsoft YaHei" w:eastAsia="Microsoft YaHei" w:cs="Microsoft YaHei"/>
@@ -5873,14 +5974,12 @@
       </w:r>
     </w:p>
     <w:p>
-      <w:bookmarkStart w:id="8" w:name="chapter_8"/>
       <w:pPr>
-        <w:pStyle w:val="Heading1"/>
+        <w:pStyle w:val="Heading2"/>
       </w:pPr>
       <w:r>
-        <w:t>8  材料清单 画笔颜色与整色替换</w:t>
-      </w:r>
-      <w:bookmarkEnd w:id="8"/>
+        <w:t>在拼豆实操区按色号摆豆</w:t>
+      </w:r>
     </w:p>
     <w:p>
       <w:pPr>
@@ -5889,8 +5988,8 @@
       <w:r>
         <w:drawing>
           <wp:inline xmlns:a="http://schemas.openxmlformats.org/drawingml/2006/main" xmlns:pic="http://schemas.openxmlformats.org/drawingml/2006/picture">
-            <wp:extent cx="2520000" cy="5221440"/>
-            <wp:docPr id="5" name="Picture 5" descr="材料清单与画笔颜色"/>
+            <wp:extent cx="3952702" cy="4499999"/>
+            <wp:docPr id="5" name="Picture 5" descr="拼豆实操区按色号查看"/>
             <wp:cNvGraphicFramePr>
               <a:graphicFrameLocks noChangeAspect="1"/>
             </wp:cNvGraphicFramePr>
@@ -5898,7 +5997,7 @@
               <a:graphicData uri="http://schemas.openxmlformats.org/drawingml/2006/picture">
                 <pic:pic>
                   <pic:nvPicPr>
-                    <pic:cNvPr id="0" name="materials-0.png"/>
+                    <pic:cNvPr id="0" name="practice.png"/>
                     <pic:cNvPicPr/>
                   </pic:nvPicPr>
                   <pic:blipFill>
@@ -5910,7 +6009,7 @@
                   <pic:spPr>
                     <a:xfrm>
                       <a:off x="0" y="0"/>
-                      <a:ext cx="2520000" cy="5221440"/>
+                      <a:ext cx="3952702" cy="4499999"/>
                     </a:xfrm>
                     <a:prstGeom prst="rect"/>
                   </pic:spPr>
@@ -5920,9 +6019,284 @@
           </wp:inline>
         </w:drawing>
       </w:r>
-      <w:r>
-        <w:t xml:space="preserve">    </w:t>
-      </w:r>
+    </w:p>
+    <w:p>
+      <w:pPr>
+        <w:pStyle w:val="Caption"/>
+        <w:spacing w:after="200"/>
+      </w:pPr>
+      <w:r>
+        <w:t>拼豆实操区按色号查看</w:t>
+      </w:r>
+    </w:p>
+    <w:p>
+      <w:pPr>
+        <w:pStyle w:val="ListParagraph"/>
+        <w:spacing w:after="100"/>
+        <w:numPr>
+          <w:ilvl w:val="0"/>
+          <w:numId w:val="13"/>
+        </w:numPr>
+      </w:pPr>
+      <w:r>
+        <w:rPr>
+          <w:rFonts w:ascii="Microsoft YaHei" w:hAnsi="Microsoft YaHei" w:eastAsia="Microsoft YaHei" w:cs="Microsoft YaHei"/>
+          <w:b w:val="0"/>
+          <w:i w:val="0"/>
+          <w:color w:val="000000"/>
+        </w:rPr>
+        <w:t xml:space="preserve">先在 </w:t>
+      </w:r>
+      <w:r>
+        <w:rPr>
+          <w:rFonts w:ascii="Microsoft YaHei" w:hAnsi="Microsoft YaHei" w:eastAsia="Microsoft YaHei" w:cs="Microsoft YaHei"/>
+          <w:b/>
+          <w:i w:val="0"/>
+          <w:color w:val="000000"/>
+        </w:rPr>
+        <w:t>图纸</w:t>
+      </w:r>
+      <w:r>
+        <w:rPr>
+          <w:rFonts w:ascii="Microsoft YaHei" w:hAnsi="Microsoft YaHei" w:eastAsia="Microsoft YaHei" w:cs="Microsoft YaHei"/>
+          <w:b w:val="0"/>
+          <w:i w:val="0"/>
+          <w:color w:val="000000"/>
+        </w:rPr>
+        <w:t xml:space="preserve"> 中完成修改并保存工程，再点击 </w:t>
+      </w:r>
+      <w:r>
+        <w:rPr>
+          <w:rFonts w:ascii="Microsoft YaHei" w:hAnsi="Microsoft YaHei" w:eastAsia="Microsoft YaHei" w:cs="Microsoft YaHei"/>
+          <w:b/>
+          <w:i w:val="0"/>
+          <w:color w:val="000000"/>
+        </w:rPr>
+        <w:t>拼豆实操区</w:t>
+      </w:r>
+      <w:r>
+        <w:rPr>
+          <w:rFonts w:ascii="Microsoft YaHei" w:hAnsi="Microsoft YaHei" w:eastAsia="Microsoft YaHei" w:cs="Microsoft YaHei"/>
+          <w:b w:val="0"/>
+          <w:i w:val="0"/>
+          <w:color w:val="000000"/>
+        </w:rPr>
+        <w:t>。</w:t>
+      </w:r>
+    </w:p>
+    <w:p>
+      <w:pPr>
+        <w:pStyle w:val="ListParagraph"/>
+        <w:spacing w:after="100"/>
+        <w:numPr>
+          <w:ilvl w:val="0"/>
+          <w:numId w:val="13"/>
+        </w:numPr>
+      </w:pPr>
+      <w:r>
+        <w:rPr>
+          <w:rFonts w:ascii="Microsoft YaHei" w:hAnsi="Microsoft YaHei" w:eastAsia="Microsoft YaHei" w:cs="Microsoft YaHei"/>
+          <w:b w:val="0"/>
+          <w:i w:val="0"/>
+          <w:color w:val="000000"/>
+        </w:rPr>
+        <w:t xml:space="preserve">在右侧 </w:t>
+      </w:r>
+      <w:r>
+        <w:rPr>
+          <w:rFonts w:ascii="Microsoft YaHei" w:hAnsi="Microsoft YaHei" w:eastAsia="Microsoft YaHei" w:cs="Microsoft YaHei"/>
+          <w:b/>
+          <w:i w:val="0"/>
+          <w:color w:val="000000"/>
+        </w:rPr>
+        <w:t>材料清单</w:t>
+      </w:r>
+      <w:r>
+        <w:rPr>
+          <w:rFonts w:ascii="Microsoft YaHei" w:hAnsi="Microsoft YaHei" w:eastAsia="Microsoft YaHei" w:cs="Microsoft YaHei"/>
+          <w:b w:val="0"/>
+          <w:i w:val="0"/>
+          <w:color w:val="000000"/>
+        </w:rPr>
+        <w:t xml:space="preserve"> 点击要拼的色号。画布只保留这个色号的豆格，其他颜色隐藏，原来的行列位置和网格仍保留。</w:t>
+      </w:r>
+    </w:p>
+    <w:p>
+      <w:pPr>
+        <w:pStyle w:val="ListParagraph"/>
+        <w:spacing w:after="100"/>
+        <w:numPr>
+          <w:ilvl w:val="0"/>
+          <w:numId w:val="13"/>
+        </w:numPr>
+      </w:pPr>
+      <w:r>
+        <w:rPr>
+          <w:rFonts w:ascii="Microsoft YaHei" w:hAnsi="Microsoft YaHei" w:eastAsia="Microsoft YaHei" w:cs="Microsoft YaHei"/>
+          <w:b w:val="0"/>
+          <w:i w:val="0"/>
+          <w:color w:val="000000"/>
+        </w:rPr>
+        <w:t>按坐标在实物板上摆放这一种豆子。放大看散落位置，需要时拖动画布查看其他区域。</w:t>
+      </w:r>
+    </w:p>
+    <w:p>
+      <w:pPr>
+        <w:pStyle w:val="ListParagraph"/>
+        <w:spacing w:after="100"/>
+        <w:numPr>
+          <w:ilvl w:val="0"/>
+          <w:numId w:val="13"/>
+        </w:numPr>
+      </w:pPr>
+      <w:r>
+        <w:rPr>
+          <w:rFonts w:ascii="Microsoft YaHei" w:hAnsi="Microsoft YaHei" w:eastAsia="Microsoft YaHei" w:cs="Microsoft YaHei"/>
+          <w:b w:val="0"/>
+          <w:i w:val="0"/>
+          <w:color w:val="000000"/>
+        </w:rPr>
+        <w:t>这一色放好后，在材料清单中点击下一种色号，继续对照摆豆。每色数量仍显示这张图纸的完整用量。</w:t>
+      </w:r>
+    </w:p>
+    <w:p>
+      <w:pPr>
+        <w:pStyle w:val="ListParagraph"/>
+        <w:spacing w:after="100"/>
+        <w:numPr>
+          <w:ilvl w:val="0"/>
+          <w:numId w:val="13"/>
+        </w:numPr>
+      </w:pPr>
+      <w:r>
+        <w:rPr>
+          <w:rFonts w:ascii="Microsoft YaHei" w:hAnsi="Microsoft YaHei" w:eastAsia="Microsoft YaHei" w:cs="Microsoft YaHei"/>
+          <w:b w:val="0"/>
+          <w:i w:val="0"/>
+          <w:color w:val="000000"/>
+        </w:rPr>
+        <w:t xml:space="preserve">需要修改豆格时，点击 </w:t>
+      </w:r>
+      <w:r>
+        <w:rPr>
+          <w:rFonts w:ascii="Microsoft YaHei" w:hAnsi="Microsoft YaHei" w:eastAsia="Microsoft YaHei" w:cs="Microsoft YaHei"/>
+          <w:b/>
+          <w:i w:val="0"/>
+          <w:color w:val="000000"/>
+        </w:rPr>
+        <w:t>图纸</w:t>
+      </w:r>
+      <w:r>
+        <w:rPr>
+          <w:rFonts w:ascii="Microsoft YaHei" w:hAnsi="Microsoft YaHei" w:eastAsia="Microsoft YaHei" w:cs="Microsoft YaHei"/>
+          <w:b w:val="0"/>
+          <w:i w:val="0"/>
+          <w:color w:val="000000"/>
+        </w:rPr>
+        <w:t xml:space="preserve"> 返回编辑。实操区不会删除隐藏颜色，退出后完整图案恢复显示。</w:t>
+      </w:r>
+    </w:p>
+    <w:p>
+      <w:r>
+        <w:rPr>
+          <w:rFonts w:ascii="Microsoft YaHei" w:hAnsi="Microsoft YaHei" w:eastAsia="Microsoft YaHei" w:cs="Microsoft YaHei"/>
+          <w:b w:val="0"/>
+          <w:i w:val="0"/>
+          <w:color w:val="000000"/>
+        </w:rPr>
+        <w:t xml:space="preserve">实操区上方显示当前色号及该色总颗数；选中没有用在这张图纸里的色号时，会提示 </w:t>
+      </w:r>
+      <w:r>
+        <w:rPr>
+          <w:rFonts w:ascii="Microsoft YaHei" w:hAnsi="Microsoft YaHei" w:eastAsia="Microsoft YaHei" w:cs="Microsoft YaHei"/>
+          <w:b/>
+          <w:i w:val="0"/>
+          <w:color w:val="000000"/>
+        </w:rPr>
+        <w:t>图纸中没有这个色号</w:t>
+      </w:r>
+      <w:r>
+        <w:rPr>
+          <w:rFonts w:ascii="Microsoft YaHei" w:hAnsi="Microsoft YaHei" w:eastAsia="Microsoft YaHei" w:cs="Microsoft YaHei"/>
+          <w:b w:val="0"/>
+          <w:i w:val="0"/>
+          <w:color w:val="000000"/>
+        </w:rPr>
+        <w:t>，可以在材料清单中重新选择已有色号。网格和行列坐标始终保留，色号标签仍可开关，并需放大到至少 13 px / 格才能显示；分板边界也可开关。</w:t>
+      </w:r>
+    </w:p>
+    <w:p>
+      <w:r>
+        <w:rPr>
+          <w:rFonts w:ascii="Microsoft YaHei" w:hAnsi="Microsoft YaHei" w:eastAsia="Microsoft YaHei" w:cs="Microsoft YaHei"/>
+          <w:b w:val="0"/>
+          <w:i w:val="0"/>
+          <w:color w:val="000000"/>
+        </w:rPr>
+        <w:t xml:space="preserve">实操区用来隔离查看一个色号，防止对照摆豆时误改图纸；不是已完成色号的记录表，也不会自动扣减材料。这个视图会禁用画格、整色替换、画布变换、重新生成、打开、新建与标题修改，查看缩放、拖动和导出仍可使用。点击 </w:t>
+      </w:r>
+      <w:r>
+        <w:rPr>
+          <w:rFonts w:ascii="Microsoft YaHei" w:hAnsi="Microsoft YaHei" w:eastAsia="Microsoft YaHei" w:cs="Microsoft YaHei"/>
+          <w:b/>
+          <w:i w:val="0"/>
+          <w:color w:val="000000"/>
+        </w:rPr>
+        <w:t>图纸</w:t>
+      </w:r>
+      <w:r>
+        <w:rPr>
+          <w:rFonts w:ascii="Microsoft YaHei" w:hAnsi="Microsoft YaHei" w:eastAsia="Microsoft YaHei" w:cs="Microsoft YaHei"/>
+          <w:b w:val="0"/>
+          <w:i w:val="0"/>
+          <w:color w:val="000000"/>
+        </w:rPr>
+        <w:t xml:space="preserve"> 后恢复编辑。</w:t>
+      </w:r>
+    </w:p>
+    <w:p>
+      <w:r>
+        <w:rPr>
+          <w:rFonts w:ascii="Microsoft YaHei" w:hAnsi="Microsoft YaHei" w:eastAsia="Microsoft YaHei" w:cs="Microsoft YaHei"/>
+          <w:b w:val="0"/>
+          <w:i w:val="0"/>
+          <w:color w:val="000000"/>
+        </w:rPr>
+        <w:t xml:space="preserve">在实操区点击 </w:t>
+      </w:r>
+      <w:r>
+        <w:rPr>
+          <w:rFonts w:ascii="Microsoft YaHei" w:hAnsi="Microsoft YaHei" w:eastAsia="Microsoft YaHei" w:cs="Microsoft YaHei"/>
+          <w:b/>
+          <w:i w:val="0"/>
+          <w:color w:val="000000"/>
+        </w:rPr>
+        <w:t>导出</w:t>
+      </w:r>
+      <w:r>
+        <w:rPr>
+          <w:rFonts w:ascii="Microsoft YaHei" w:hAnsi="Microsoft YaHei" w:eastAsia="Microsoft YaHei" w:cs="Microsoft YaHei"/>
+          <w:b w:val="0"/>
+          <w:i w:val="0"/>
+          <w:color w:val="000000"/>
+        </w:rPr>
+        <w:t>，PNG、PDF、CSV和材料清单仍导出完整图纸与所有颜色，不会只导出当前显示的单色。</w:t>
+      </w:r>
+    </w:p>
+    <w:p>
+      <w:bookmarkStart w:id="8" w:name="chapter_8"/>
+      <w:pPr>
+        <w:pStyle w:val="Heading1"/>
+      </w:pPr>
+      <w:r>
+        <w:t>8  材料清单 画笔颜色与整色替换</w:t>
+      </w:r>
+      <w:bookmarkEnd w:id="8"/>
+    </w:p>
+    <w:p>
+      <w:pPr>
+        <w:keepNext/>
+      </w:pPr>
       <w:r>
         <w:drawing>
           <wp:inline xmlns:a="http://schemas.openxmlformats.org/drawingml/2006/main" xmlns:pic="http://schemas.openxmlformats.org/drawingml/2006/picture">
@@ -5935,7 +6309,7 @@
               <a:graphicData uri="http://schemas.openxmlformats.org/drawingml/2006/picture">
                 <pic:pic>
                   <pic:nvPicPr>
-                    <pic:cNvPr id="0" name="materials-1.png"/>
+                    <pic:cNvPr id="0" name="materials-0.png"/>
                     <pic:cNvPicPr/>
                   </pic:nvPicPr>
                   <pic:blipFill>
@@ -5957,6 +6331,43 @@
           </wp:inline>
         </w:drawing>
       </w:r>
+      <w:r>
+        <w:t xml:space="preserve">    </w:t>
+      </w:r>
+      <w:r>
+        <w:drawing>
+          <wp:inline xmlns:a="http://schemas.openxmlformats.org/drawingml/2006/main" xmlns:pic="http://schemas.openxmlformats.org/drawingml/2006/picture">
+            <wp:extent cx="2520000" cy="5221440"/>
+            <wp:docPr id="7" name="Picture 7" descr="材料清单与画笔颜色"/>
+            <wp:cNvGraphicFramePr>
+              <a:graphicFrameLocks noChangeAspect="1"/>
+            </wp:cNvGraphicFramePr>
+            <a:graphic>
+              <a:graphicData uri="http://schemas.openxmlformats.org/drawingml/2006/picture">
+                <pic:pic>
+                  <pic:nvPicPr>
+                    <pic:cNvPr id="0" name="materials-1.png"/>
+                    <pic:cNvPicPr/>
+                  </pic:nvPicPr>
+                  <pic:blipFill>
+                    <a:blip r:embed="rId15"/>
+                    <a:stretch>
+                      <a:fillRect/>
+                    </a:stretch>
+                  </pic:blipFill>
+                  <pic:spPr>
+                    <a:xfrm>
+                      <a:off x="0" y="0"/>
+                      <a:ext cx="2520000" cy="5221440"/>
+                    </a:xfrm>
+                    <a:prstGeom prst="rect"/>
+                  </pic:spPr>
+                </pic:pic>
+              </a:graphicData>
+            </a:graphic>
+          </wp:inline>
+        </w:drawing>
+      </w:r>
     </w:p>
     <w:p>
       <w:pPr>
@@ -6040,7 +6451,7 @@
           <w:i w:val="0"/>
           <w:color w:val="000000"/>
         </w:rPr>
-        <w:t xml:space="preserve">，会在画布上突出显示该色，其他色变淡，适合核对散落的同色豆格。按 </w:t>
+        <w:t xml:space="preserve">，会在图纸上突出显示该色，其他色变淡，适合核对散落的同色豆格。按 </w:t>
       </w:r>
       <w:r>
         <w:rPr>
@@ -6058,7 +6469,25 @@
           <w:i w:val="0"/>
           <w:color w:val="000000"/>
         </w:rPr>
-        <w:t xml:space="preserve"> 或再次单击选择颜色，可以恢复正常显示。高亮不改变实际颜色，也不影响导出配色。</w:t>
+        <w:t xml:space="preserve"> 或再次单击选择颜色，可以恢复正常显示。高亮不改变实际颜色，也不影响导出配色。在 </w:t>
+      </w:r>
+      <w:r>
+        <w:rPr>
+          <w:rFonts w:ascii="Microsoft YaHei" w:hAnsi="Microsoft YaHei" w:eastAsia="Microsoft YaHei" w:cs="Microsoft YaHei"/>
+          <w:b/>
+          <w:i w:val="0"/>
+          <w:color w:val="000000"/>
+        </w:rPr>
+        <w:t>拼豆实操区</w:t>
+      </w:r>
+      <w:r>
+        <w:rPr>
+          <w:rFonts w:ascii="Microsoft YaHei" w:hAnsi="Microsoft YaHei" w:eastAsia="Microsoft YaHei" w:cs="Microsoft YaHei"/>
+          <w:b w:val="0"/>
+          <w:i w:val="0"/>
+          <w:color w:val="000000"/>
+        </w:rPr>
+        <w:t>，单击材料色号即可切换单色视图，其他颜色完全隐藏。</w:t>
       </w:r>
     </w:p>
     <w:p>
@@ -6107,7 +6536,7 @@
           <w:i w:val="0"/>
           <w:color w:val="000000"/>
         </w:rPr>
-        <w:t>想把整张图里所有 F3 换成 A13：</w:t>
+        <w:t>想把整张图里所有 H7 换成 H16：</w:t>
       </w:r>
     </w:p>
     <w:p>
@@ -6116,7 +6545,7 @@
         <w:spacing w:after="100"/>
         <w:numPr>
           <w:ilvl w:val="0"/>
-          <w:numId w:val="13"/>
+          <w:numId w:val="14"/>
         </w:numPr>
       </w:pPr>
       <w:r>
@@ -6135,7 +6564,7 @@
           <w:i w:val="0"/>
           <w:color w:val="000000"/>
         </w:rPr>
-        <w:t>A13</w:t>
+        <w:t>H16</w:t>
       </w:r>
       <w:r>
         <w:rPr>
@@ -6153,7 +6582,7 @@
         <w:spacing w:after="100"/>
         <w:numPr>
           <w:ilvl w:val="0"/>
-          <w:numId w:val="13"/>
+          <w:numId w:val="14"/>
         </w:numPr>
       </w:pPr>
       <w:r>
@@ -6190,7 +6619,7 @@
           <w:i w:val="0"/>
           <w:color w:val="000000"/>
         </w:rPr>
-        <w:t>F3</w:t>
+        <w:t>H7</w:t>
       </w:r>
       <w:r>
         <w:rPr>
@@ -6208,7 +6637,7 @@
         <w:spacing w:after="100"/>
         <w:numPr>
           <w:ilvl w:val="0"/>
-          <w:numId w:val="13"/>
+          <w:numId w:val="14"/>
         </w:numPr>
       </w:pPr>
       <w:r>
@@ -6227,7 +6656,7 @@
           <w:i w:val="0"/>
           <w:color w:val="000000"/>
         </w:rPr>
-        <w:t>替换为 A13</w:t>
+        <w:t>替换为 H16</w:t>
       </w:r>
       <w:r>
         <w:rPr>
@@ -6247,7 +6676,7 @@
           <w:i w:val="0"/>
           <w:color w:val="000000"/>
         </w:rPr>
-        <w:t>所有 F3 格子会统一变为 A13，材料清单立即更新。这是全图替换，不仅替换相互连通的一块，也不受选区限制。换错可以撤销。</w:t>
+        <w:t>所有 H7 格子会统一变为 H16，材料清单立即更新。这是全图替换，不仅替换相互连通的一块，也不受选区限制。换错可以撤销。</w:t>
       </w:r>
     </w:p>
     <w:p>
@@ -6612,7 +7041,7 @@
                 <w:color w:val="000000"/>
                 <w:sz w:val="18"/>
               </w:rPr>
-              <w:t>芮小鸡示例</w:t>
+              <w:t>老婆肖像示例</w:t>
             </w:r>
           </w:p>
         </w:tc>
@@ -6634,7 +7063,7 @@
                 <w:color w:val="000000"/>
                 <w:sz w:val="18"/>
               </w:rPr>
-              <w:t>重新载入原始参考图</w:t>
+              <w:t>重新载入照片转换示例</w:t>
             </w:r>
           </w:p>
         </w:tc>
@@ -6656,7 +7085,7 @@
                 <w:color w:val="000000"/>
                 <w:sz w:val="18"/>
               </w:rPr>
-              <w:t>在左侧图片转换标题旁点击；载入 54×24、836 颗示例，清除当前原图</w:t>
+              <w:t>在左侧图片转换标题旁点击；载入 96×132、16 色、12672 颗示例，清除当前原图</w:t>
             </w:r>
           </w:p>
         </w:tc>
@@ -7368,7 +7797,7 @@
           <w:i w:val="0"/>
           <w:color w:val="000000"/>
         </w:rPr>
-        <w:t>，按图纸范围分页。每页有原始行列范围，材料清单单独列出全部色号。54×24 的芮小鸡示例会分成两个清晰网格页，再加总览和材料页，共 4 页。</w:t>
+        <w:t>，按图纸范围分页。每页有原始行列范围，材料清单单独列出全部色号。96×132 的老婆肖像示例会分成 15 个清晰网格页，再加总览和材料页，共 17 页。</w:t>
       </w:r>
     </w:p>
     <w:p>
@@ -7437,7 +7866,7 @@
           <w:i w:val="0"/>
           <w:color w:val="000000"/>
         </w:rPr>
-        <w:t xml:space="preserve">画布上关闭色号、格线，或切到预览，不会让“色号图纸 PNG / PDF”变成无标注文件；这些导出始终按标准图纸绘制。想要无格线的图，请选 </w:t>
+        <w:t xml:space="preserve">画布上关闭色号、格线，切到预览，或在拼豆实操区只查看一个色号，都不会让“色号图纸 PNG / PDF”变成无标注或单色文件；这些导出始终按完整标准图纸绘制。想要无格线的图，请选 </w:t>
       </w:r>
       <w:r>
         <w:rPr>
@@ -7464,7 +7893,7 @@
         <w:pStyle w:val="Heading1"/>
       </w:pPr>
       <w:r>
-        <w:t>11  芮小鸡标准与一个练习</w:t>
+        <w:t>11  老婆肖像示例与一个练习</w:t>
       </w:r>
       <w:bookmarkEnd w:id="11"/>
     </w:p>
@@ -7485,7 +7914,7 @@
           <w:i w:val="0"/>
           <w:color w:val="000000"/>
         </w:rPr>
-        <w:t>芮小鸡示例</w:t>
+        <w:t>老婆肖像示例</w:t>
       </w:r>
       <w:r>
         <w:rPr>
@@ -7494,7 +7923,7 @@
           <w:i w:val="0"/>
           <w:color w:val="000000"/>
         </w:rPr>
-        <w:t xml:space="preserve"> 可以核对当前标准：</w:t>
+        <w:t xml:space="preserve"> 可以核对这张照片转换图纸的格数与用量：</w:t>
       </w:r>
     </w:p>
     <w:tbl>
@@ -7617,7 +8046,7 @@
                 <w:color w:val="000000"/>
                 <w:sz w:val="18"/>
               </w:rPr>
-              <w:t>54 列×24 行，共 1296 个格子</w:t>
+              <w:t>96 列×132 行，共 12672 个格子</w:t>
             </w:r>
           </w:p>
         </w:tc>
@@ -7667,7 +8096,7 @@
                 <w:color w:val="000000"/>
                 <w:sz w:val="18"/>
               </w:rPr>
-              <w:t>836 个</w:t>
+              <w:t>12672 个</w:t>
             </w:r>
           </w:p>
         </w:tc>
@@ -7717,7 +8146,7 @@
                 <w:color w:val="000000"/>
                 <w:sz w:val="18"/>
               </w:rPr>
-              <w:t>460 个</w:t>
+              <w:t>0 个</w:t>
             </w:r>
           </w:p>
         </w:tc>
@@ -7744,7 +8173,7 @@
                 <w:color w:val="000000"/>
                 <w:sz w:val="18"/>
               </w:rPr>
-              <w:t>A13</w:t>
+              <w:t>实际用色</w:t>
             </w:r>
           </w:p>
         </w:tc>
@@ -7767,7 +8196,7 @@
                 <w:color w:val="000000"/>
                 <w:sz w:val="18"/>
               </w:rPr>
-              <w:t>16 颗</w:t>
+              <w:t>16 色，MARD 社区 A 291 色卡</w:t>
             </w:r>
           </w:p>
         </w:tc>
@@ -7794,7 +8223,7 @@
                 <w:color w:val="000000"/>
                 <w:sz w:val="18"/>
               </w:rPr>
-              <w:t>B9</w:t>
+              <w:t>H16</w:t>
             </w:r>
           </w:p>
         </w:tc>
@@ -7817,7 +8246,7 @@
                 <w:color w:val="000000"/>
                 <w:sz w:val="18"/>
               </w:rPr>
-              <w:t>437 颗</w:t>
+              <w:t>4208 颗</w:t>
             </w:r>
           </w:p>
         </w:tc>
@@ -7844,7 +8273,7 @@
                 <w:color w:val="000000"/>
                 <w:sz w:val="18"/>
               </w:rPr>
-              <w:t>F3</w:t>
+              <w:t>H7</w:t>
             </w:r>
           </w:p>
         </w:tc>
@@ -7867,7 +8296,7 @@
                 <w:color w:val="000000"/>
                 <w:sz w:val="18"/>
               </w:rPr>
-              <w:t>31 颗</w:t>
+              <w:t>3390 颗</w:t>
             </w:r>
           </w:p>
         </w:tc>
@@ -7894,7 +8323,7 @@
                 <w:color w:val="000000"/>
                 <w:sz w:val="18"/>
               </w:rPr>
-              <w:t>H2</w:t>
+              <w:t>P22</w:t>
             </w:r>
           </w:p>
         </w:tc>
@@ -7917,7 +8346,7 @@
                 <w:color w:val="000000"/>
                 <w:sz w:val="18"/>
               </w:rPr>
-              <w:t>330 颗</w:t>
+              <w:t>1060 颗</w:t>
             </w:r>
           </w:p>
         </w:tc>
@@ -7944,7 +8373,7 @@
                 <w:color w:val="000000"/>
                 <w:sz w:val="18"/>
               </w:rPr>
-              <w:t>H18</w:t>
+              <w:t>G21</w:t>
             </w:r>
           </w:p>
         </w:tc>
@@ -7967,7 +8396,607 @@
                 <w:color w:val="000000"/>
                 <w:sz w:val="18"/>
               </w:rPr>
-              <w:t>22 颗</w:t>
+              <w:t>920 颗</w:t>
+            </w:r>
+          </w:p>
+        </w:tc>
+      </w:tr>
+      <w:tr>
+        <w:trPr>
+          <w:cantSplit/>
+        </w:trPr>
+        <w:tc>
+          <w:tcPr>
+            <w:tcW w:type="dxa" w:w="1928"/>
+            <w:vAlign w:val="center"/>
+            <w:shd w:fill="FFFFFF"/>
+          </w:tcPr>
+          <w:p>
+            <w:pPr>
+              <w:spacing w:after="0" w:before="0" w:line="288" w:lineRule="auto"/>
+            </w:pPr>
+            <w:r>
+              <w:rPr>
+                <w:rFonts w:ascii="Microsoft YaHei" w:hAnsi="Microsoft YaHei" w:eastAsia="Microsoft YaHei" w:cs="Microsoft YaHei"/>
+                <w:b w:val="0"/>
+                <w:i w:val="0"/>
+                <w:color w:val="000000"/>
+                <w:sz w:val="18"/>
+              </w:rPr>
+              <w:t>M8</w:t>
+            </w:r>
+          </w:p>
+        </w:tc>
+        <w:tc>
+          <w:tcPr>
+            <w:tcW w:type="dxa" w:w="7710"/>
+            <w:vAlign w:val="center"/>
+            <w:shd w:fill="FFFFFF"/>
+          </w:tcPr>
+          <w:p>
+            <w:pPr>
+              <w:spacing w:after="0" w:before="0" w:line="288" w:lineRule="auto"/>
+              <w:jc w:val="center"/>
+            </w:pPr>
+            <w:r>
+              <w:rPr>
+                <w:rFonts w:ascii="Microsoft YaHei" w:hAnsi="Microsoft YaHei" w:eastAsia="Microsoft YaHei" w:cs="Microsoft YaHei"/>
+                <w:b w:val="0"/>
+                <w:i w:val="0"/>
+                <w:color w:val="000000"/>
+                <w:sz w:val="18"/>
+              </w:rPr>
+              <w:t>670 颗</w:t>
+            </w:r>
+          </w:p>
+        </w:tc>
+      </w:tr>
+      <w:tr>
+        <w:trPr>
+          <w:cantSplit/>
+        </w:trPr>
+        <w:tc>
+          <w:tcPr>
+            <w:tcW w:type="dxa" w:w="1928"/>
+            <w:vAlign w:val="center"/>
+            <w:shd w:fill="F7F8F9"/>
+          </w:tcPr>
+          <w:p>
+            <w:pPr>
+              <w:spacing w:after="0" w:before="0" w:line="288" w:lineRule="auto"/>
+            </w:pPr>
+            <w:r>
+              <w:rPr>
+                <w:rFonts w:ascii="Microsoft YaHei" w:hAnsi="Microsoft YaHei" w:eastAsia="Microsoft YaHei" w:cs="Microsoft YaHei"/>
+                <w:b w:val="0"/>
+                <w:i w:val="0"/>
+                <w:color w:val="000000"/>
+                <w:sz w:val="18"/>
+              </w:rPr>
+              <w:t>R20</w:t>
+            </w:r>
+          </w:p>
+        </w:tc>
+        <w:tc>
+          <w:tcPr>
+            <w:tcW w:type="dxa" w:w="7710"/>
+            <w:vAlign w:val="center"/>
+            <w:shd w:fill="F7F8F9"/>
+          </w:tcPr>
+          <w:p>
+            <w:pPr>
+              <w:spacing w:after="0" w:before="0" w:line="288" w:lineRule="auto"/>
+              <w:jc w:val="center"/>
+            </w:pPr>
+            <w:r>
+              <w:rPr>
+                <w:rFonts w:ascii="Microsoft YaHei" w:hAnsi="Microsoft YaHei" w:eastAsia="Microsoft YaHei" w:cs="Microsoft YaHei"/>
+                <w:b w:val="0"/>
+                <w:i w:val="0"/>
+                <w:color w:val="000000"/>
+                <w:sz w:val="18"/>
+              </w:rPr>
+              <w:t>584 颗</w:t>
+            </w:r>
+          </w:p>
+        </w:tc>
+      </w:tr>
+      <w:tr>
+        <w:trPr>
+          <w:cantSplit/>
+        </w:trPr>
+        <w:tc>
+          <w:tcPr>
+            <w:tcW w:type="dxa" w:w="1928"/>
+            <w:vAlign w:val="center"/>
+            <w:shd w:fill="FFFFFF"/>
+          </w:tcPr>
+          <w:p>
+            <w:pPr>
+              <w:spacing w:after="0" w:before="0" w:line="288" w:lineRule="auto"/>
+            </w:pPr>
+            <w:r>
+              <w:rPr>
+                <w:rFonts w:ascii="Microsoft YaHei" w:hAnsi="Microsoft YaHei" w:eastAsia="Microsoft YaHei" w:cs="Microsoft YaHei"/>
+                <w:b w:val="0"/>
+                <w:i w:val="0"/>
+                <w:color w:val="000000"/>
+                <w:sz w:val="18"/>
+              </w:rPr>
+              <w:t>G14</w:t>
+            </w:r>
+          </w:p>
+        </w:tc>
+        <w:tc>
+          <w:tcPr>
+            <w:tcW w:type="dxa" w:w="7710"/>
+            <w:vAlign w:val="center"/>
+            <w:shd w:fill="FFFFFF"/>
+          </w:tcPr>
+          <w:p>
+            <w:pPr>
+              <w:spacing w:after="0" w:before="0" w:line="288" w:lineRule="auto"/>
+              <w:jc w:val="center"/>
+            </w:pPr>
+            <w:r>
+              <w:rPr>
+                <w:rFonts w:ascii="Microsoft YaHei" w:hAnsi="Microsoft YaHei" w:eastAsia="Microsoft YaHei" w:cs="Microsoft YaHei"/>
+                <w:b w:val="0"/>
+                <w:i w:val="0"/>
+                <w:color w:val="000000"/>
+                <w:sz w:val="18"/>
+              </w:rPr>
+              <w:t>494 颗</w:t>
+            </w:r>
+          </w:p>
+        </w:tc>
+      </w:tr>
+      <w:tr>
+        <w:trPr>
+          <w:cantSplit/>
+        </w:trPr>
+        <w:tc>
+          <w:tcPr>
+            <w:tcW w:type="dxa" w:w="1928"/>
+            <w:vAlign w:val="center"/>
+            <w:shd w:fill="F7F8F9"/>
+          </w:tcPr>
+          <w:p>
+            <w:pPr>
+              <w:spacing w:after="0" w:before="0" w:line="288" w:lineRule="auto"/>
+            </w:pPr>
+            <w:r>
+              <w:rPr>
+                <w:rFonts w:ascii="Microsoft YaHei" w:hAnsi="Microsoft YaHei" w:eastAsia="Microsoft YaHei" w:cs="Microsoft YaHei"/>
+                <w:b w:val="0"/>
+                <w:i w:val="0"/>
+                <w:color w:val="000000"/>
+                <w:sz w:val="18"/>
+              </w:rPr>
+              <w:t>G8</w:t>
+            </w:r>
+          </w:p>
+        </w:tc>
+        <w:tc>
+          <w:tcPr>
+            <w:tcW w:type="dxa" w:w="7710"/>
+            <w:vAlign w:val="center"/>
+            <w:shd w:fill="F7F8F9"/>
+          </w:tcPr>
+          <w:p>
+            <w:pPr>
+              <w:spacing w:after="0" w:before="0" w:line="288" w:lineRule="auto"/>
+              <w:jc w:val="center"/>
+            </w:pPr>
+            <w:r>
+              <w:rPr>
+                <w:rFonts w:ascii="Microsoft YaHei" w:hAnsi="Microsoft YaHei" w:eastAsia="Microsoft YaHei" w:cs="Microsoft YaHei"/>
+                <w:b w:val="0"/>
+                <w:i w:val="0"/>
+                <w:color w:val="000000"/>
+                <w:sz w:val="18"/>
+              </w:rPr>
+              <w:t>462 颗</w:t>
+            </w:r>
+          </w:p>
+        </w:tc>
+      </w:tr>
+      <w:tr>
+        <w:trPr>
+          <w:cantSplit/>
+        </w:trPr>
+        <w:tc>
+          <w:tcPr>
+            <w:tcW w:type="dxa" w:w="1928"/>
+            <w:vAlign w:val="center"/>
+            <w:shd w:fill="FFFFFF"/>
+          </w:tcPr>
+          <w:p>
+            <w:pPr>
+              <w:spacing w:after="0" w:before="0" w:line="288" w:lineRule="auto"/>
+            </w:pPr>
+            <w:r>
+              <w:rPr>
+                <w:rFonts w:ascii="Microsoft YaHei" w:hAnsi="Microsoft YaHei" w:eastAsia="Microsoft YaHei" w:cs="Microsoft YaHei"/>
+                <w:b w:val="0"/>
+                <w:i w:val="0"/>
+                <w:color w:val="000000"/>
+                <w:sz w:val="18"/>
+              </w:rPr>
+              <w:t>M12</w:t>
+            </w:r>
+          </w:p>
+        </w:tc>
+        <w:tc>
+          <w:tcPr>
+            <w:tcW w:type="dxa" w:w="7710"/>
+            <w:vAlign w:val="center"/>
+            <w:shd w:fill="FFFFFF"/>
+          </w:tcPr>
+          <w:p>
+            <w:pPr>
+              <w:spacing w:after="0" w:before="0" w:line="288" w:lineRule="auto"/>
+              <w:jc w:val="center"/>
+            </w:pPr>
+            <w:r>
+              <w:rPr>
+                <w:rFonts w:ascii="Microsoft YaHei" w:hAnsi="Microsoft YaHei" w:eastAsia="Microsoft YaHei" w:cs="Microsoft YaHei"/>
+                <w:b w:val="0"/>
+                <w:i w:val="0"/>
+                <w:color w:val="000000"/>
+                <w:sz w:val="18"/>
+              </w:rPr>
+              <w:t>349 颗</w:t>
+            </w:r>
+          </w:p>
+        </w:tc>
+      </w:tr>
+      <w:tr>
+        <w:trPr>
+          <w:cantSplit/>
+        </w:trPr>
+        <w:tc>
+          <w:tcPr>
+            <w:tcW w:type="dxa" w:w="1928"/>
+            <w:vAlign w:val="center"/>
+            <w:shd w:fill="F7F8F9"/>
+          </w:tcPr>
+          <w:p>
+            <w:pPr>
+              <w:spacing w:after="0" w:before="0" w:line="288" w:lineRule="auto"/>
+            </w:pPr>
+            <w:r>
+              <w:rPr>
+                <w:rFonts w:ascii="Microsoft YaHei" w:hAnsi="Microsoft YaHei" w:eastAsia="Microsoft YaHei" w:cs="Microsoft YaHei"/>
+                <w:b w:val="0"/>
+                <w:i w:val="0"/>
+                <w:color w:val="000000"/>
+                <w:sz w:val="18"/>
+              </w:rPr>
+              <w:t>F20</w:t>
+            </w:r>
+          </w:p>
+        </w:tc>
+        <w:tc>
+          <w:tcPr>
+            <w:tcW w:type="dxa" w:w="7710"/>
+            <w:vAlign w:val="center"/>
+            <w:shd w:fill="F7F8F9"/>
+          </w:tcPr>
+          <w:p>
+            <w:pPr>
+              <w:spacing w:after="0" w:before="0" w:line="288" w:lineRule="auto"/>
+              <w:jc w:val="center"/>
+            </w:pPr>
+            <w:r>
+              <w:rPr>
+                <w:rFonts w:ascii="Microsoft YaHei" w:hAnsi="Microsoft YaHei" w:eastAsia="Microsoft YaHei" w:cs="Microsoft YaHei"/>
+                <w:b w:val="0"/>
+                <w:i w:val="0"/>
+                <w:color w:val="000000"/>
+                <w:sz w:val="18"/>
+              </w:rPr>
+              <w:t>255 颗</w:t>
+            </w:r>
+          </w:p>
+        </w:tc>
+      </w:tr>
+      <w:tr>
+        <w:trPr>
+          <w:cantSplit/>
+        </w:trPr>
+        <w:tc>
+          <w:tcPr>
+            <w:tcW w:type="dxa" w:w="1928"/>
+            <w:vAlign w:val="center"/>
+            <w:shd w:fill="FFFFFF"/>
+          </w:tcPr>
+          <w:p>
+            <w:pPr>
+              <w:spacing w:after="0" w:before="0" w:line="288" w:lineRule="auto"/>
+            </w:pPr>
+            <w:r>
+              <w:rPr>
+                <w:rFonts w:ascii="Microsoft YaHei" w:hAnsi="Microsoft YaHei" w:eastAsia="Microsoft YaHei" w:cs="Microsoft YaHei"/>
+                <w:b w:val="0"/>
+                <w:i w:val="0"/>
+                <w:color w:val="000000"/>
+                <w:sz w:val="18"/>
+              </w:rPr>
+              <w:t>R25</w:t>
+            </w:r>
+          </w:p>
+        </w:tc>
+        <w:tc>
+          <w:tcPr>
+            <w:tcW w:type="dxa" w:w="7710"/>
+            <w:vAlign w:val="center"/>
+            <w:shd w:fill="FFFFFF"/>
+          </w:tcPr>
+          <w:p>
+            <w:pPr>
+              <w:spacing w:after="0" w:before="0" w:line="288" w:lineRule="auto"/>
+              <w:jc w:val="center"/>
+            </w:pPr>
+            <w:r>
+              <w:rPr>
+                <w:rFonts w:ascii="Microsoft YaHei" w:hAnsi="Microsoft YaHei" w:eastAsia="Microsoft YaHei" w:cs="Microsoft YaHei"/>
+                <w:b w:val="0"/>
+                <w:i w:val="0"/>
+                <w:color w:val="000000"/>
+                <w:sz w:val="18"/>
+              </w:rPr>
+              <w:t>87 颗</w:t>
+            </w:r>
+          </w:p>
+        </w:tc>
+      </w:tr>
+      <w:tr>
+        <w:trPr>
+          <w:cantSplit/>
+        </w:trPr>
+        <w:tc>
+          <w:tcPr>
+            <w:tcW w:type="dxa" w:w="1928"/>
+            <w:vAlign w:val="center"/>
+            <w:shd w:fill="F7F8F9"/>
+          </w:tcPr>
+          <w:p>
+            <w:pPr>
+              <w:spacing w:after="0" w:before="0" w:line="288" w:lineRule="auto"/>
+            </w:pPr>
+            <w:r>
+              <w:rPr>
+                <w:rFonts w:ascii="Microsoft YaHei" w:hAnsi="Microsoft YaHei" w:eastAsia="Microsoft YaHei" w:cs="Microsoft YaHei"/>
+                <w:b w:val="0"/>
+                <w:i w:val="0"/>
+                <w:color w:val="000000"/>
+                <w:sz w:val="18"/>
+              </w:rPr>
+              <w:t>P23</w:t>
+            </w:r>
+          </w:p>
+        </w:tc>
+        <w:tc>
+          <w:tcPr>
+            <w:tcW w:type="dxa" w:w="7710"/>
+            <w:vAlign w:val="center"/>
+            <w:shd w:fill="F7F8F9"/>
+          </w:tcPr>
+          <w:p>
+            <w:pPr>
+              <w:spacing w:after="0" w:before="0" w:line="288" w:lineRule="auto"/>
+              <w:jc w:val="center"/>
+            </w:pPr>
+            <w:r>
+              <w:rPr>
+                <w:rFonts w:ascii="Microsoft YaHei" w:hAnsi="Microsoft YaHei" w:eastAsia="Microsoft YaHei" w:cs="Microsoft YaHei"/>
+                <w:b w:val="0"/>
+                <w:i w:val="0"/>
+                <w:color w:val="000000"/>
+                <w:sz w:val="18"/>
+              </w:rPr>
+              <w:t>57 颗</w:t>
+            </w:r>
+          </w:p>
+        </w:tc>
+      </w:tr>
+      <w:tr>
+        <w:trPr>
+          <w:cantSplit/>
+        </w:trPr>
+        <w:tc>
+          <w:tcPr>
+            <w:tcW w:type="dxa" w:w="1928"/>
+            <w:vAlign w:val="center"/>
+            <w:shd w:fill="FFFFFF"/>
+          </w:tcPr>
+          <w:p>
+            <w:pPr>
+              <w:spacing w:after="0" w:before="0" w:line="288" w:lineRule="auto"/>
+            </w:pPr>
+            <w:r>
+              <w:rPr>
+                <w:rFonts w:ascii="Microsoft YaHei" w:hAnsi="Microsoft YaHei" w:eastAsia="Microsoft YaHei" w:cs="Microsoft YaHei"/>
+                <w:b w:val="0"/>
+                <w:i w:val="0"/>
+                <w:color w:val="000000"/>
+                <w:sz w:val="18"/>
+              </w:rPr>
+              <w:t>H22</w:t>
+            </w:r>
+          </w:p>
+        </w:tc>
+        <w:tc>
+          <w:tcPr>
+            <w:tcW w:type="dxa" w:w="7710"/>
+            <w:vAlign w:val="center"/>
+            <w:shd w:fill="FFFFFF"/>
+          </w:tcPr>
+          <w:p>
+            <w:pPr>
+              <w:spacing w:after="0" w:before="0" w:line="288" w:lineRule="auto"/>
+              <w:jc w:val="center"/>
+            </w:pPr>
+            <w:r>
+              <w:rPr>
+                <w:rFonts w:ascii="Microsoft YaHei" w:hAnsi="Microsoft YaHei" w:eastAsia="Microsoft YaHei" w:cs="Microsoft YaHei"/>
+                <w:b w:val="0"/>
+                <w:i w:val="0"/>
+                <w:color w:val="000000"/>
+                <w:sz w:val="18"/>
+              </w:rPr>
+              <w:t>55 颗</w:t>
+            </w:r>
+          </w:p>
+        </w:tc>
+      </w:tr>
+      <w:tr>
+        <w:trPr>
+          <w:cantSplit/>
+        </w:trPr>
+        <w:tc>
+          <w:tcPr>
+            <w:tcW w:type="dxa" w:w="1928"/>
+            <w:vAlign w:val="center"/>
+            <w:shd w:fill="F7F8F9"/>
+          </w:tcPr>
+          <w:p>
+            <w:pPr>
+              <w:spacing w:after="0" w:before="0" w:line="288" w:lineRule="auto"/>
+            </w:pPr>
+            <w:r>
+              <w:rPr>
+                <w:rFonts w:ascii="Microsoft YaHei" w:hAnsi="Microsoft YaHei" w:eastAsia="Microsoft YaHei" w:cs="Microsoft YaHei"/>
+                <w:b w:val="0"/>
+                <w:i w:val="0"/>
+                <w:color w:val="000000"/>
+                <w:sz w:val="18"/>
+              </w:rPr>
+              <w:t>H4</w:t>
+            </w:r>
+          </w:p>
+        </w:tc>
+        <w:tc>
+          <w:tcPr>
+            <w:tcW w:type="dxa" w:w="7710"/>
+            <w:vAlign w:val="center"/>
+            <w:shd w:fill="F7F8F9"/>
+          </w:tcPr>
+          <w:p>
+            <w:pPr>
+              <w:spacing w:after="0" w:before="0" w:line="288" w:lineRule="auto"/>
+              <w:jc w:val="center"/>
+            </w:pPr>
+            <w:r>
+              <w:rPr>
+                <w:rFonts w:ascii="Microsoft YaHei" w:hAnsi="Microsoft YaHei" w:eastAsia="Microsoft YaHei" w:cs="Microsoft YaHei"/>
+                <w:b w:val="0"/>
+                <w:i w:val="0"/>
+                <w:color w:val="000000"/>
+                <w:sz w:val="18"/>
+              </w:rPr>
+              <w:t>38 颗</w:t>
+            </w:r>
+          </w:p>
+        </w:tc>
+      </w:tr>
+      <w:tr>
+        <w:trPr>
+          <w:cantSplit/>
+        </w:trPr>
+        <w:tc>
+          <w:tcPr>
+            <w:tcW w:type="dxa" w:w="1928"/>
+            <w:vAlign w:val="center"/>
+            <w:shd w:fill="FFFFFF"/>
+          </w:tcPr>
+          <w:p>
+            <w:pPr>
+              <w:spacing w:after="0" w:before="0" w:line="288" w:lineRule="auto"/>
+            </w:pPr>
+            <w:r>
+              <w:rPr>
+                <w:rFonts w:ascii="Microsoft YaHei" w:hAnsi="Microsoft YaHei" w:eastAsia="Microsoft YaHei" w:cs="Microsoft YaHei"/>
+                <w:b w:val="0"/>
+                <w:i w:val="0"/>
+                <w:color w:val="000000"/>
+                <w:sz w:val="18"/>
+              </w:rPr>
+              <w:t>H5</w:t>
+            </w:r>
+          </w:p>
+        </w:tc>
+        <w:tc>
+          <w:tcPr>
+            <w:tcW w:type="dxa" w:w="7710"/>
+            <w:vAlign w:val="center"/>
+            <w:shd w:fill="FFFFFF"/>
+          </w:tcPr>
+          <w:p>
+            <w:pPr>
+              <w:spacing w:after="0" w:before="0" w:line="288" w:lineRule="auto"/>
+              <w:jc w:val="center"/>
+            </w:pPr>
+            <w:r>
+              <w:rPr>
+                <w:rFonts w:ascii="Microsoft YaHei" w:hAnsi="Microsoft YaHei" w:eastAsia="Microsoft YaHei" w:cs="Microsoft YaHei"/>
+                <w:b w:val="0"/>
+                <w:i w:val="0"/>
+                <w:color w:val="000000"/>
+                <w:sz w:val="18"/>
+              </w:rPr>
+              <w:t>28 颗</w:t>
+            </w:r>
+          </w:p>
+        </w:tc>
+      </w:tr>
+      <w:tr>
+        <w:trPr>
+          <w:cantSplit/>
+        </w:trPr>
+        <w:tc>
+          <w:tcPr>
+            <w:tcW w:type="dxa" w:w="1928"/>
+            <w:vAlign w:val="center"/>
+            <w:shd w:fill="F7F8F9"/>
+          </w:tcPr>
+          <w:p>
+            <w:pPr>
+              <w:spacing w:after="0" w:before="0" w:line="288" w:lineRule="auto"/>
+            </w:pPr>
+            <w:r>
+              <w:rPr>
+                <w:rFonts w:ascii="Microsoft YaHei" w:hAnsi="Microsoft YaHei" w:eastAsia="Microsoft YaHei" w:cs="Microsoft YaHei"/>
+                <w:b w:val="0"/>
+                <w:i w:val="0"/>
+                <w:color w:val="000000"/>
+                <w:sz w:val="18"/>
+              </w:rPr>
+              <w:t>F11</w:t>
+            </w:r>
+          </w:p>
+        </w:tc>
+        <w:tc>
+          <w:tcPr>
+            <w:tcW w:type="dxa" w:w="7710"/>
+            <w:vAlign w:val="center"/>
+            <w:shd w:fill="F7F8F9"/>
+          </w:tcPr>
+          <w:p>
+            <w:pPr>
+              <w:spacing w:after="0" w:before="0" w:line="288" w:lineRule="auto"/>
+              <w:jc w:val="center"/>
+            </w:pPr>
+            <w:r>
+              <w:rPr>
+                <w:rFonts w:ascii="Microsoft YaHei" w:hAnsi="Microsoft YaHei" w:eastAsia="Microsoft YaHei" w:cs="Microsoft YaHei"/>
+                <w:b w:val="0"/>
+                <w:i w:val="0"/>
+                <w:color w:val="000000"/>
+                <w:sz w:val="18"/>
+              </w:rPr>
+              <w:t>15 颗</w:t>
             </w:r>
           </w:p>
         </w:tc>
@@ -7986,7 +9015,7 @@
           <w:i w:val="0"/>
           <w:color w:val="000000"/>
         </w:rPr>
-        <w:t>H2 与 H18 都是带色号的实际豆子，不能当空格删除。软件里的所有数量都按当前格子重新统计，改一个格子，清单也会变化。</w:t>
+        <w:t>示例保留完整矩形照片背景，每个格子都是实际放豆位置。浅色或近白的格子也有色号，不能当空格删除。软件里的所有数量都按当前格子重新统计，改一个格子，清单也会变化。</w:t>
       </w:r>
     </w:p>
     <w:p>
@@ -8003,7 +9032,7 @@
         <w:spacing w:after="100"/>
         <w:numPr>
           <w:ilvl w:val="0"/>
-          <w:numId w:val="14"/>
+          <w:numId w:val="15"/>
         </w:numPr>
       </w:pPr>
       <w:r>
@@ -8013,7 +9042,7 @@
           <w:i w:val="0"/>
           <w:color w:val="000000"/>
         </w:rPr>
-        <w:t>载入芮小鸡示例，先保存一份 JSON。</w:t>
+        <w:t>载入老婆肖像示例，先保存一份 JSON。</w:t>
       </w:r>
     </w:p>
     <w:p>
@@ -8022,7 +9051,7 @@
         <w:spacing w:after="100"/>
         <w:numPr>
           <w:ilvl w:val="0"/>
-          <w:numId w:val="14"/>
+          <w:numId w:val="15"/>
         </w:numPr>
       </w:pPr>
       <w:r>
@@ -8032,7 +9061,7 @@
           <w:i w:val="0"/>
           <w:color w:val="000000"/>
         </w:rPr>
-        <w:t>搜索 A13 并点击选色，在一块空格里点一下，观察总数增加 1。</w:t>
+        <w:t>点橡皮，在左上角第 1 列第 1 行清除一格，观察总数从 12672 变为 12671。</w:t>
       </w:r>
     </w:p>
     <w:p>
@@ -8041,7 +9070,7 @@
         <w:spacing w:after="100"/>
         <w:numPr>
           <w:ilvl w:val="0"/>
-          <w:numId w:val="14"/>
+          <w:numId w:val="15"/>
         </w:numPr>
       </w:pPr>
       <w:r>
@@ -8051,7 +9080,7 @@
           <w:i w:val="0"/>
           <w:color w:val="000000"/>
         </w:rPr>
-        <w:t>点撤销，确认总数恢复 836。</w:t>
+        <w:t>点撤销，确认总数恢复 12672。</w:t>
       </w:r>
     </w:p>
     <w:p>
@@ -8060,7 +9089,7 @@
         <w:spacing w:after="100"/>
         <w:numPr>
           <w:ilvl w:val="0"/>
-          <w:numId w:val="14"/>
+          <w:numId w:val="15"/>
         </w:numPr>
       </w:pPr>
       <w:r>
@@ -8070,7 +9099,7 @@
           <w:i w:val="0"/>
           <w:color w:val="000000"/>
         </w:rPr>
-        <w:t>选 B9，再点选区工具，框住几个空格，点填色；随后撤销。</w:t>
+        <w:t>在材料清单中选 H16，再点选区工具，框住左上角几个格子，点填色；观察 H16 数量变化，随后撤销。</w:t>
       </w:r>
     </w:p>
     <w:p>
@@ -8079,7 +9108,7 @@
         <w:spacing w:after="100"/>
         <w:numPr>
           <w:ilvl w:val="0"/>
-          <w:numId w:val="14"/>
+          <w:numId w:val="15"/>
         </w:numPr>
       </w:pPr>
       <w:r>
@@ -8089,7 +9118,7 @@
           <w:i w:val="0"/>
           <w:color w:val="000000"/>
         </w:rPr>
-        <w:t>点旋转 90°，观察宽高变成 24×54，豆子总数不变；再撤销。</w:t>
+        <w:t>点旋转 90°，观察宽高变成 132×96，豆子总数不变；再撤销。</w:t>
       </w:r>
     </w:p>
     <w:p>
@@ -8098,7 +9127,7 @@
         <w:spacing w:after="100"/>
         <w:numPr>
           <w:ilvl w:val="0"/>
-          <w:numId w:val="14"/>
+          <w:numId w:val="15"/>
         </w:numPr>
       </w:pPr>
       <w:r>
@@ -8108,7 +9137,26 @@
           <w:i w:val="0"/>
           <w:color w:val="000000"/>
         </w:rPr>
-        <w:t>导出 PNG 和 PDF，核对色号及五种材料数量。</w:t>
+        <w:t>点击拼豆实操区，在材料清单中分别点击 H16 和 H7，观察画布只显示当前色号位置，再返回图纸。</w:t>
+      </w:r>
+    </w:p>
+    <w:p>
+      <w:pPr>
+        <w:pStyle w:val="ListParagraph"/>
+        <w:spacing w:after="100"/>
+        <w:numPr>
+          <w:ilvl w:val="0"/>
+          <w:numId w:val="15"/>
+        </w:numPr>
+      </w:pPr>
+      <w:r>
+        <w:rPr>
+          <w:rFonts w:ascii="Microsoft YaHei" w:hAnsi="Microsoft YaHei" w:eastAsia="Microsoft YaHei" w:cs="Microsoft YaHei"/>
+          <w:b w:val="0"/>
+          <w:i w:val="0"/>
+          <w:color w:val="000000"/>
+        </w:rPr>
+        <w:t>导出 PNG 和 PDF，核对完整图案和十六种材料数量。</w:t>
       </w:r>
     </w:p>
     <w:p>
@@ -8138,6 +9186,17 @@
           <w:color w:val="000000"/>
         </w:rPr>
         <w:t>输入框里正在输入文字，或弹窗打开时，编辑快捷键不生效。先点击画布或空白位置再按键。中文输入法下若没有反应，切换到英文输入状态。</w:t>
+      </w:r>
+    </w:p>
+    <w:p>
+      <w:r>
+        <w:rPr>
+          <w:rFonts w:ascii="Microsoft YaHei" w:hAnsi="Microsoft YaHei" w:eastAsia="Microsoft YaHei" w:cs="Microsoft YaHei"/>
+          <w:b w:val="0"/>
+          <w:i w:val="0"/>
+          <w:color w:val="000000"/>
+        </w:rPr>
+        <w:t>拼豆实操区是只读视图，编辑工具、撤销/重做及清空选区不会修改图纸。需要编辑时先返回图纸。</w:t>
       </w:r>
     </w:p>
     <w:tbl>
@@ -8672,6 +9731,80 @@
         <w:pStyle w:val="Heading2"/>
       </w:pPr>
       <w:r>
+        <w:t>实操区只显示了一种颜色，其他豆格丢了吗</w:t>
+      </w:r>
+    </w:p>
+    <w:p>
+      <w:r>
+        <w:rPr>
+          <w:rFonts w:ascii="Microsoft YaHei" w:hAnsi="Microsoft YaHei" w:eastAsia="Microsoft YaHei" w:cs="Microsoft YaHei"/>
+          <w:b w:val="0"/>
+          <w:i w:val="0"/>
+          <w:color w:val="000000"/>
+        </w:rPr>
+        <w:t xml:space="preserve">没有丢。实操区只显示当前选中色号，其他色号仍保存在工程中。点击 </w:t>
+      </w:r>
+      <w:r>
+        <w:rPr>
+          <w:rFonts w:ascii="Microsoft YaHei" w:hAnsi="Microsoft YaHei" w:eastAsia="Microsoft YaHei" w:cs="Microsoft YaHei"/>
+          <w:b/>
+          <w:i w:val="0"/>
+          <w:color w:val="000000"/>
+        </w:rPr>
+        <w:t>图纸</w:t>
+      </w:r>
+      <w:r>
+        <w:rPr>
+          <w:rFonts w:ascii="Microsoft YaHei" w:hAnsi="Microsoft YaHei" w:eastAsia="Microsoft YaHei" w:cs="Microsoft YaHei"/>
+          <w:b w:val="0"/>
+          <w:i w:val="0"/>
+          <w:color w:val="000000"/>
+        </w:rPr>
+        <w:t xml:space="preserve"> 可恢复完整图案；在材料清单中点击另一色号可继续分色查看。实操区导出的文件仍包含全部色号。</w:t>
+      </w:r>
+    </w:p>
+    <w:p>
+      <w:pPr>
+        <w:pStyle w:val="Heading2"/>
+      </w:pPr>
+      <w:r>
+        <w:t>实操区为什么不能修改或重新生成</w:t>
+      </w:r>
+    </w:p>
+    <w:p>
+      <w:r>
+        <w:rPr>
+          <w:rFonts w:ascii="Microsoft YaHei" w:hAnsi="Microsoft YaHei" w:eastAsia="Microsoft YaHei" w:cs="Microsoft YaHei"/>
+          <w:b w:val="0"/>
+          <w:i w:val="0"/>
+          <w:color w:val="000000"/>
+        </w:rPr>
+        <w:t xml:space="preserve">实操区只读，便于摆豆时避免误改图纸。先点击 </w:t>
+      </w:r>
+      <w:r>
+        <w:rPr>
+          <w:rFonts w:ascii="Microsoft YaHei" w:hAnsi="Microsoft YaHei" w:eastAsia="Microsoft YaHei" w:cs="Microsoft YaHei"/>
+          <w:b/>
+          <w:i w:val="0"/>
+          <w:color w:val="000000"/>
+        </w:rPr>
+        <w:t>图纸</w:t>
+      </w:r>
+      <w:r>
+        <w:rPr>
+          <w:rFonts w:ascii="Microsoft YaHei" w:hAnsi="Microsoft YaHei" w:eastAsia="Microsoft YaHei" w:cs="Microsoft YaHei"/>
+          <w:b w:val="0"/>
+          <w:i w:val="0"/>
+          <w:color w:val="000000"/>
+        </w:rPr>
+        <w:t>，再使用画笔、整色替换或生成豆格。</w:t>
+      </w:r>
+    </w:p>
+    <w:p>
+      <w:pPr>
+        <w:pStyle w:val="Heading2"/>
+      </w:pPr>
+      <w:r>
         <w:t>调完参数，图纸怎么没变</w:t>
       </w:r>
     </w:p>
@@ -8968,7 +10101,7 @@
       </w:r>
     </w:p>
     <w:sectPr>
-      <w:footerReference w:type="default" r:id="rId15"/>
+      <w:footerReference w:type="default" r:id="rId16"/>
       <w:pgSz w:w="11906" w:h="16838"/>
       <w:pgMar w:top="1020" w:right="1134" w:bottom="1020" w:left="1134" w:header="720" w:footer="510" w:gutter="0"/>
       <w:cols w:space="720"/>
@@ -8991,7 +10124,7 @@
         <w:color w:val="000000"/>
         <w:sz w:val="16"/>
       </w:rPr>
-      <w:t xml:space="preserve">拼豆工坊使用说明书  ·  </w:t>
+      <w:t xml:space="preserve">爱老婆拼豆坊使用说明书  ·  </w:t>
     </w:r>
     <w:fldSimple w:instr="PAGE"/>
   </w:p>
@@ -9267,6 +10400,20 @@
   </w:abstractNum>
   <w:num w:numId="14">
     <w:abstractNumId w:val="13"/>
+  </w:num>
+  <w:abstractNum w:abstractNumId="14">
+    <w:lvl w:ilvl="0">
+      <w:start w:val="1"/>
+      <w:numFmt w:val="decimal"/>
+      <w:lvlText w:val="%1."/>
+      <w:lvlJc w:val="left"/>
+      <w:pPr>
+        <w:ind w:left="340" w:hanging="240"/>
+      </w:pPr>
+    </w:lvl>
+  </w:abstractNum>
+  <w:num w:numId="15">
+    <w:abstractNumId w:val="14"/>
   </w:num>
 </w:numbering>
 </file>

--- a/manual.docx
+++ b/manual.docx
@@ -328,6 +328,71 @@
           <w:color w:val="000000"/>
         </w:rPr>
         <w:t xml:space="preserve"> 示例。如果之前编辑过，软件优先恢复当前浏览器保存的图纸。</w:t>
+      </w:r>
+    </w:p>
+    <w:p>
+      <w:r>
+        <w:rPr>
+          <w:rFonts w:ascii="Microsoft YaHei" w:hAnsi="Microsoft YaHei" w:eastAsia="Microsoft YaHei" w:cs="Microsoft YaHei"/>
+          <w:b w:val="0"/>
+          <w:i w:val="0"/>
+          <w:color w:val="000000"/>
+        </w:rPr>
+        <w:t xml:space="preserve">手机打开后默认进入 </w:t>
+      </w:r>
+      <w:r>
+        <w:rPr>
+          <w:rFonts w:ascii="Microsoft YaHei" w:hAnsi="Microsoft YaHei" w:eastAsia="Microsoft YaHei" w:cs="Microsoft YaHei"/>
+          <w:b/>
+          <w:i w:val="0"/>
+          <w:color w:val="000000"/>
+        </w:rPr>
+        <w:t>只看图纸</w:t>
+      </w:r>
+      <w:r>
+        <w:rPr>
+          <w:rFonts w:ascii="Microsoft YaHei" w:hAnsi="Microsoft YaHei" w:eastAsia="Microsoft YaHei" w:cs="Microsoft YaHei"/>
+          <w:b w:val="0"/>
+          <w:i w:val="0"/>
+          <w:color w:val="000000"/>
+        </w:rPr>
+        <w:t xml:space="preserve">，先完整显示整张图案。需要制作或修改时，点击顶部 </w:t>
+      </w:r>
+      <w:r>
+        <w:rPr>
+          <w:rFonts w:ascii="Microsoft YaHei" w:hAnsi="Microsoft YaHei" w:eastAsia="Microsoft YaHei" w:cs="Microsoft YaHei"/>
+          <w:b/>
+          <w:i w:val="0"/>
+          <w:color w:val="000000"/>
+        </w:rPr>
+        <w:t>编辑</w:t>
+      </w:r>
+      <w:r>
+        <w:rPr>
+          <w:rFonts w:ascii="Microsoft YaHei" w:hAnsi="Microsoft YaHei" w:eastAsia="Microsoft YaHei" w:cs="Microsoft YaHei"/>
+          <w:b w:val="0"/>
+          <w:i w:val="0"/>
+          <w:color w:val="000000"/>
+        </w:rPr>
+        <w:t xml:space="preserve"> 返回工作台；在工作台点击 </w:t>
+      </w:r>
+      <w:r>
+        <w:rPr>
+          <w:rFonts w:ascii="Microsoft YaHei" w:hAnsi="Microsoft YaHei" w:eastAsia="Microsoft YaHei" w:cs="Microsoft YaHei"/>
+          <w:b/>
+          <w:i w:val="0"/>
+          <w:color w:val="000000"/>
+        </w:rPr>
+        <w:t>只看图纸</w:t>
+      </w:r>
+      <w:r>
+        <w:rPr>
+          <w:rFonts w:ascii="Microsoft YaHei" w:hAnsi="Microsoft YaHei" w:eastAsia="Microsoft YaHei" w:cs="Microsoft YaHei"/>
+          <w:b w:val="0"/>
+          <w:i w:val="0"/>
+          <w:color w:val="000000"/>
+        </w:rPr>
+        <w:t xml:space="preserve"> 可以再次进入查看界面。</w:t>
       </w:r>
     </w:p>
     <w:p>
@@ -1412,7 +1477,43 @@
           <w:i w:val="0"/>
           <w:color w:val="000000"/>
         </w:rPr>
-        <w:t>手机窄屏会把画布放在前面，转换设置和材料清单排在下方，向下滚动查看。没有文字的按钮，电脑上可把鼠标停在图标上查看名称；本说明书按工具栏从左到右列出。</w:t>
+        <w:t xml:space="preserve">手机的 </w:t>
+      </w:r>
+      <w:r>
+        <w:rPr>
+          <w:rFonts w:ascii="Microsoft YaHei" w:hAnsi="Microsoft YaHei" w:eastAsia="Microsoft YaHei" w:cs="Microsoft YaHei"/>
+          <w:b/>
+          <w:i w:val="0"/>
+          <w:color w:val="000000"/>
+        </w:rPr>
+        <w:t>只看图纸</w:t>
+      </w:r>
+      <w:r>
+        <w:rPr>
+          <w:rFonts w:ascii="Microsoft YaHei" w:hAnsi="Microsoft YaHei" w:eastAsia="Microsoft YaHei" w:cs="Microsoft YaHei"/>
+          <w:b w:val="0"/>
+          <w:i w:val="0"/>
+          <w:color w:val="000000"/>
+        </w:rPr>
+        <w:t xml:space="preserve"> 界面把屏幕留给图纸，保留图纸、预览和拼豆实操区三个视图。点击顶部 </w:t>
+      </w:r>
+      <w:r>
+        <w:rPr>
+          <w:rFonts w:ascii="Microsoft YaHei" w:hAnsi="Microsoft YaHei" w:eastAsia="Microsoft YaHei" w:cs="Microsoft YaHei"/>
+          <w:b/>
+          <w:i w:val="0"/>
+          <w:color w:val="000000"/>
+        </w:rPr>
+        <w:t>编辑</w:t>
+      </w:r>
+      <w:r>
+        <w:rPr>
+          <w:rFonts w:ascii="Microsoft YaHei" w:hAnsi="Microsoft YaHei" w:eastAsia="Microsoft YaHei" w:cs="Microsoft YaHei"/>
+          <w:b w:val="0"/>
+          <w:i w:val="0"/>
+          <w:color w:val="000000"/>
+        </w:rPr>
+        <w:t xml:space="preserve"> 后，工作台会把画布放在前面，转换设置和材料清单排在下方，向下滚动查看。没有文字的按钮，电脑上可把鼠标停在图标上查看名称；本说明书按工具栏从左到右列出。</w:t>
       </w:r>
     </w:p>
     <w:p>
@@ -5783,7 +5884,7 @@
           <w:i w:val="0"/>
           <w:color w:val="000000"/>
         </w:rPr>
-        <w:t>：看整体色块和透明空格，不显示坐标、色号和格线。仍可编辑，操作方法相同。</w:t>
+        <w:t>：看整体色块和透明空格，不显示坐标、色号和格线。在工作台仍可编辑，操作方法相同。</w:t>
       </w:r>
     </w:p>
     <w:p>
@@ -5914,7 +6015,7 @@
           <w:i w:val="0"/>
           <w:color w:val="000000"/>
         </w:rPr>
-        <w:t>6–48 px / 格</w:t>
+        <w:t>0.05–48 px / 格</w:t>
       </w:r>
       <w:r>
         <w:rPr>
@@ -5923,7 +6024,7 @@
           <w:i w:val="0"/>
           <w:color w:val="000000"/>
         </w:rPr>
-        <w:t xml:space="preserve">，只改变屏幕显示，不改变实际列数、行数或豆子数量。小于 </w:t>
+        <w:t xml:space="preserve">，只改变屏幕显示，不改变实际列数、行数或豆子数量。很小的缩放用于看完整大图，正常编辑时请放大。小于 </w:t>
       </w:r>
       <w:r>
         <w:rPr>
@@ -5971,6 +6072,264 @@
           <w:color w:val="000000"/>
         </w:rPr>
         <w:t>。放大后超出窗口的区域，可以用滚动条或拖动画布工具查看。</w:t>
+      </w:r>
+    </w:p>
+    <w:p>
+      <w:pPr>
+        <w:pStyle w:val="Heading2"/>
+      </w:pPr>
+      <w:r>
+        <w:t>手机上完整查看图纸</w:t>
+      </w:r>
+    </w:p>
+    <w:p>
+      <w:r>
+        <w:rPr>
+          <w:rFonts w:ascii="Microsoft YaHei" w:hAnsi="Microsoft YaHei" w:eastAsia="Microsoft YaHei" w:cs="Microsoft YaHei"/>
+          <w:b w:val="0"/>
+          <w:i w:val="0"/>
+          <w:color w:val="000000"/>
+        </w:rPr>
+        <w:t xml:space="preserve">手机打开应用默认进入 </w:t>
+      </w:r>
+      <w:r>
+        <w:rPr>
+          <w:rFonts w:ascii="Microsoft YaHei" w:hAnsi="Microsoft YaHei" w:eastAsia="Microsoft YaHei" w:cs="Microsoft YaHei"/>
+          <w:b/>
+          <w:i w:val="0"/>
+          <w:color w:val="000000"/>
+        </w:rPr>
+        <w:t>只看图纸</w:t>
+      </w:r>
+      <w:r>
+        <w:rPr>
+          <w:rFonts w:ascii="Microsoft YaHei" w:hAnsi="Microsoft YaHei" w:eastAsia="Microsoft YaHei" w:cs="Microsoft YaHei"/>
+          <w:b w:val="0"/>
+          <w:i w:val="0"/>
+          <w:color w:val="000000"/>
+        </w:rPr>
+        <w:t xml:space="preserve">，按屏幕宽高缩放整张图纸，避免只看到左上角。工作台也可以点击 </w:t>
+      </w:r>
+      <w:r>
+        <w:rPr>
+          <w:rFonts w:ascii="Microsoft YaHei" w:hAnsi="Microsoft YaHei" w:eastAsia="Microsoft YaHei" w:cs="Microsoft YaHei"/>
+          <w:b/>
+          <w:i w:val="0"/>
+          <w:color w:val="000000"/>
+        </w:rPr>
+        <w:t>只看图纸</w:t>
+      </w:r>
+      <w:r>
+        <w:rPr>
+          <w:rFonts w:ascii="Microsoft YaHei" w:hAnsi="Microsoft YaHei" w:eastAsia="Microsoft YaHei" w:cs="Microsoft YaHei"/>
+          <w:b w:val="0"/>
+          <w:i w:val="0"/>
+          <w:color w:val="000000"/>
+        </w:rPr>
+        <w:t xml:space="preserve"> 进入这个界面。</w:t>
+      </w:r>
+    </w:p>
+    <w:p>
+      <w:pPr>
+        <w:pStyle w:val="ListParagraph"/>
+        <w:spacing w:after="100"/>
+        <w:numPr>
+          <w:ilvl w:val="0"/>
+          <w:numId w:val="13"/>
+        </w:numPr>
+      </w:pPr>
+      <w:r>
+        <w:rPr>
+          <w:rFonts w:ascii="Microsoft YaHei" w:hAnsi="Microsoft YaHei" w:eastAsia="Microsoft YaHei" w:cs="Microsoft YaHei"/>
+          <w:b w:val="0"/>
+          <w:i w:val="0"/>
+          <w:color w:val="000000"/>
+        </w:rPr>
+        <w:t xml:space="preserve">查看界面只读，点击或拖动不会改变豆格。需要修改时，点击顶部 </w:t>
+      </w:r>
+      <w:r>
+        <w:rPr>
+          <w:rFonts w:ascii="Microsoft YaHei" w:hAnsi="Microsoft YaHei" w:eastAsia="Microsoft YaHei" w:cs="Microsoft YaHei"/>
+          <w:b/>
+          <w:i w:val="0"/>
+          <w:color w:val="000000"/>
+        </w:rPr>
+        <w:t>编辑</w:t>
+      </w:r>
+      <w:r>
+        <w:rPr>
+          <w:rFonts w:ascii="Microsoft YaHei" w:hAnsi="Microsoft YaHei" w:eastAsia="Microsoft YaHei" w:cs="Microsoft YaHei"/>
+          <w:b w:val="0"/>
+          <w:i w:val="0"/>
+          <w:color w:val="000000"/>
+        </w:rPr>
+        <w:t xml:space="preserve"> 返回工作台。</w:t>
+      </w:r>
+    </w:p>
+    <w:p>
+      <w:pPr>
+        <w:pStyle w:val="ListParagraph"/>
+        <w:spacing w:after="100"/>
+        <w:numPr>
+          <w:ilvl w:val="0"/>
+          <w:numId w:val="13"/>
+        </w:numPr>
+      </w:pPr>
+      <w:r>
+        <w:rPr>
+          <w:rFonts w:ascii="Microsoft YaHei" w:hAnsi="Microsoft YaHei" w:eastAsia="Microsoft YaHei" w:cs="Microsoft YaHei"/>
+          <w:b w:val="0"/>
+          <w:i w:val="0"/>
+          <w:color w:val="000000"/>
+        </w:rPr>
+        <w:t xml:space="preserve">顶部仍可切换 </w:t>
+      </w:r>
+      <w:r>
+        <w:rPr>
+          <w:rFonts w:ascii="Microsoft YaHei" w:hAnsi="Microsoft YaHei" w:eastAsia="Microsoft YaHei" w:cs="Microsoft YaHei"/>
+          <w:b/>
+          <w:i w:val="0"/>
+          <w:color w:val="000000"/>
+        </w:rPr>
+        <w:t>图纸</w:t>
+      </w:r>
+      <w:r>
+        <w:rPr>
+          <w:rFonts w:ascii="Microsoft YaHei" w:hAnsi="Microsoft YaHei" w:eastAsia="Microsoft YaHei" w:cs="Microsoft YaHei"/>
+          <w:b w:val="0"/>
+          <w:i w:val="0"/>
+          <w:color w:val="000000"/>
+        </w:rPr>
+        <w:t>、</w:t>
+      </w:r>
+      <w:r>
+        <w:rPr>
+          <w:rFonts w:ascii="Microsoft YaHei" w:hAnsi="Microsoft YaHei" w:eastAsia="Microsoft YaHei" w:cs="Microsoft YaHei"/>
+          <w:b/>
+          <w:i w:val="0"/>
+          <w:color w:val="000000"/>
+        </w:rPr>
+        <w:t>预览</w:t>
+      </w:r>
+      <w:r>
+        <w:rPr>
+          <w:rFonts w:ascii="Microsoft YaHei" w:hAnsi="Microsoft YaHei" w:eastAsia="Microsoft YaHei" w:cs="Microsoft YaHei"/>
+          <w:b w:val="0"/>
+          <w:i w:val="0"/>
+          <w:color w:val="000000"/>
+        </w:rPr>
+        <w:t xml:space="preserve"> 和 </w:t>
+      </w:r>
+      <w:r>
+        <w:rPr>
+          <w:rFonts w:ascii="Microsoft YaHei" w:hAnsi="Microsoft YaHei" w:eastAsia="Microsoft YaHei" w:cs="Microsoft YaHei"/>
+          <w:b/>
+          <w:i w:val="0"/>
+          <w:color w:val="000000"/>
+        </w:rPr>
+        <w:t>拼豆实操区</w:t>
+      </w:r>
+      <w:r>
+        <w:rPr>
+          <w:rFonts w:ascii="Microsoft YaHei" w:hAnsi="Microsoft YaHei" w:eastAsia="Microsoft YaHei" w:cs="Microsoft YaHei"/>
+          <w:b w:val="0"/>
+          <w:i w:val="0"/>
+          <w:color w:val="000000"/>
+        </w:rPr>
+        <w:t>。实操区使用选色下拉框切换要拼的色号，其他颜色隐藏，网格位置保留。</w:t>
+      </w:r>
+    </w:p>
+    <w:p>
+      <w:pPr>
+        <w:pStyle w:val="ListParagraph"/>
+        <w:spacing w:after="100"/>
+        <w:numPr>
+          <w:ilvl w:val="0"/>
+          <w:numId w:val="13"/>
+        </w:numPr>
+      </w:pPr>
+      <w:r>
+        <w:rPr>
+          <w:rFonts w:ascii="Microsoft YaHei" w:hAnsi="Microsoft YaHei" w:eastAsia="Microsoft YaHei" w:cs="Microsoft YaHei"/>
+          <w:b w:val="0"/>
+          <w:i w:val="0"/>
+          <w:color w:val="000000"/>
+        </w:rPr>
+        <w:t>用双指张开或合拢缩放；放大后用单指拖动查看其他位置。底部减号、滑块和加号也可以调整缩放。</w:t>
+      </w:r>
+    </w:p>
+    <w:p>
+      <w:pPr>
+        <w:pStyle w:val="ListParagraph"/>
+        <w:spacing w:after="100"/>
+        <w:numPr>
+          <w:ilvl w:val="0"/>
+          <w:numId w:val="13"/>
+        </w:numPr>
+      </w:pPr>
+      <w:r>
+        <w:rPr>
+          <w:rFonts w:ascii="Microsoft YaHei" w:hAnsi="Microsoft YaHei" w:eastAsia="Microsoft YaHei" w:cs="Microsoft YaHei"/>
+          <w:b w:val="0"/>
+          <w:i w:val="0"/>
+          <w:color w:val="000000"/>
+        </w:rPr>
+        <w:t xml:space="preserve">点击 </w:t>
+      </w:r>
+      <w:r>
+        <w:rPr>
+          <w:rFonts w:ascii="Microsoft YaHei" w:hAnsi="Microsoft YaHei" w:eastAsia="Microsoft YaHei" w:cs="Microsoft YaHei"/>
+          <w:b/>
+          <w:i w:val="0"/>
+          <w:color w:val="000000"/>
+        </w:rPr>
+        <w:t>适配全图</w:t>
+      </w:r>
+      <w:r>
+        <w:rPr>
+          <w:rFonts w:ascii="Microsoft YaHei" w:hAnsi="Microsoft YaHei" w:eastAsia="Microsoft YaHei" w:cs="Microsoft YaHei"/>
+          <w:b w:val="0"/>
+          <w:i w:val="0"/>
+          <w:color w:val="000000"/>
+        </w:rPr>
+        <w:t>，可以随时重新显示整张图纸。完整图较小时只显示色块，放大到至少 13 px / 格才显示色号。</w:t>
+      </w:r>
+    </w:p>
+    <w:p>
+      <w:pPr>
+        <w:pStyle w:val="ListParagraph"/>
+        <w:spacing w:after="100"/>
+        <w:numPr>
+          <w:ilvl w:val="0"/>
+          <w:numId w:val="13"/>
+        </w:numPr>
+      </w:pPr>
+      <w:r>
+        <w:rPr>
+          <w:rFonts w:ascii="Microsoft YaHei" w:hAnsi="Microsoft YaHei" w:eastAsia="Microsoft YaHei" w:cs="Microsoft YaHei"/>
+          <w:b w:val="0"/>
+          <w:i w:val="0"/>
+          <w:color w:val="000000"/>
+        </w:rPr>
+        <w:t xml:space="preserve">横竖屏切换时，已经适配的图纸会重新适配屏幕；手动放大后会保持缩放，需要看全图时再次点击 </w:t>
+      </w:r>
+      <w:r>
+        <w:rPr>
+          <w:rFonts w:ascii="Microsoft YaHei" w:hAnsi="Microsoft YaHei" w:eastAsia="Microsoft YaHei" w:cs="Microsoft YaHei"/>
+          <w:b/>
+          <w:i w:val="0"/>
+          <w:color w:val="000000"/>
+        </w:rPr>
+        <w:t>适配全图</w:t>
+      </w:r>
+      <w:r>
+        <w:rPr>
+          <w:rFonts w:ascii="Microsoft YaHei" w:hAnsi="Microsoft YaHei" w:eastAsia="Microsoft YaHei" w:cs="Microsoft YaHei"/>
+          <w:b w:val="0"/>
+          <w:i w:val="0"/>
+          <w:color w:val="000000"/>
+        </w:rPr>
+        <w:t>。</w:t>
       </w:r>
     </w:p>
     <w:p>
@@ -6035,7 +6394,7 @@
         <w:spacing w:after="100"/>
         <w:numPr>
           <w:ilvl w:val="0"/>
-          <w:numId w:val="13"/>
+          <w:numId w:val="14"/>
         </w:numPr>
       </w:pPr>
       <w:r>
@@ -6090,7 +6449,7 @@
         <w:spacing w:after="100"/>
         <w:numPr>
           <w:ilvl w:val="0"/>
-          <w:numId w:val="13"/>
+          <w:numId w:val="14"/>
         </w:numPr>
       </w:pPr>
       <w:r>
@@ -6118,7 +6477,25 @@
           <w:i w:val="0"/>
           <w:color w:val="000000"/>
         </w:rPr>
-        <w:t xml:space="preserve"> 点击要拼的色号。画布只保留这个色号的豆格，其他颜色隐藏，原来的行列位置和网格仍保留。</w:t>
+        <w:t xml:space="preserve"> 点击要拼的色号；在 </w:t>
+      </w:r>
+      <w:r>
+        <w:rPr>
+          <w:rFonts w:ascii="Microsoft YaHei" w:hAnsi="Microsoft YaHei" w:eastAsia="Microsoft YaHei" w:cs="Microsoft YaHei"/>
+          <w:b/>
+          <w:i w:val="0"/>
+          <w:color w:val="000000"/>
+        </w:rPr>
+        <w:t>只看图纸</w:t>
+      </w:r>
+      <w:r>
+        <w:rPr>
+          <w:rFonts w:ascii="Microsoft YaHei" w:hAnsi="Microsoft YaHei" w:eastAsia="Microsoft YaHei" w:cs="Microsoft YaHei"/>
+          <w:b w:val="0"/>
+          <w:i w:val="0"/>
+          <w:color w:val="000000"/>
+        </w:rPr>
+        <w:t xml:space="preserve"> 界面使用选色下拉框。画布只保留这个色号的豆格，其他颜色隐藏，原来的行列位置和网格仍保留。</w:t>
       </w:r>
     </w:p>
     <w:p>
@@ -6127,7 +6504,7 @@
         <w:spacing w:after="100"/>
         <w:numPr>
           <w:ilvl w:val="0"/>
-          <w:numId w:val="13"/>
+          <w:numId w:val="14"/>
         </w:numPr>
       </w:pPr>
       <w:r>
@@ -6146,7 +6523,7 @@
         <w:spacing w:after="100"/>
         <w:numPr>
           <w:ilvl w:val="0"/>
-          <w:numId w:val="13"/>
+          <w:numId w:val="14"/>
         </w:numPr>
       </w:pPr>
       <w:r>
@@ -6156,7 +6533,7 @@
           <w:i w:val="0"/>
           <w:color w:val="000000"/>
         </w:rPr>
-        <w:t>这一色放好后，在材料清单中点击下一种色号，继续对照摆豆。每色数量仍显示这张图纸的完整用量。</w:t>
+        <w:t>这一色放好后，在材料清单或查看界面的选色下拉框中选择下一种色号，继续对照摆豆。每色数量仍显示这张图纸的完整用量。</w:t>
       </w:r>
     </w:p>
     <w:p>
@@ -6165,7 +6542,7 @@
         <w:spacing w:after="100"/>
         <w:numPr>
           <w:ilvl w:val="0"/>
-          <w:numId w:val="13"/>
+          <w:numId w:val="14"/>
         </w:numPr>
       </w:pPr>
       <w:r>
@@ -6175,7 +6552,7 @@
           <w:i w:val="0"/>
           <w:color w:val="000000"/>
         </w:rPr>
-        <w:t xml:space="preserve">需要修改豆格时，点击 </w:t>
+        <w:t xml:space="preserve">需要修改豆格时，在工作台点击 </w:t>
       </w:r>
       <w:r>
         <w:rPr>
@@ -6193,7 +6570,43 @@
           <w:i w:val="0"/>
           <w:color w:val="000000"/>
         </w:rPr>
-        <w:t xml:space="preserve"> 返回编辑。实操区不会删除隐藏颜色，退出后完整图案恢复显示。</w:t>
+        <w:t xml:space="preserve">；在 </w:t>
+      </w:r>
+      <w:r>
+        <w:rPr>
+          <w:rFonts w:ascii="Microsoft YaHei" w:hAnsi="Microsoft YaHei" w:eastAsia="Microsoft YaHei" w:cs="Microsoft YaHei"/>
+          <w:b/>
+          <w:i w:val="0"/>
+          <w:color w:val="000000"/>
+        </w:rPr>
+        <w:t>只看图纸</w:t>
+      </w:r>
+      <w:r>
+        <w:rPr>
+          <w:rFonts w:ascii="Microsoft YaHei" w:hAnsi="Microsoft YaHei" w:eastAsia="Microsoft YaHei" w:cs="Microsoft YaHei"/>
+          <w:b w:val="0"/>
+          <w:i w:val="0"/>
+          <w:color w:val="000000"/>
+        </w:rPr>
+        <w:t xml:space="preserve"> 界面先点击顶部 </w:t>
+      </w:r>
+      <w:r>
+        <w:rPr>
+          <w:rFonts w:ascii="Microsoft YaHei" w:hAnsi="Microsoft YaHei" w:eastAsia="Microsoft YaHei" w:cs="Microsoft YaHei"/>
+          <w:b/>
+          <w:i w:val="0"/>
+          <w:color w:val="000000"/>
+        </w:rPr>
+        <w:t>编辑</w:t>
+      </w:r>
+      <w:r>
+        <w:rPr>
+          <w:rFonts w:ascii="Microsoft YaHei" w:hAnsi="Microsoft YaHei" w:eastAsia="Microsoft YaHei" w:cs="Microsoft YaHei"/>
+          <w:b w:val="0"/>
+          <w:i w:val="0"/>
+          <w:color w:val="000000"/>
+        </w:rPr>
+        <w:t>。实操区不会删除隐藏颜色，退出后完整图案恢复显示。</w:t>
       </w:r>
     </w:p>
     <w:p>
@@ -6233,7 +6646,7 @@
           <w:i w:val="0"/>
           <w:color w:val="000000"/>
         </w:rPr>
-        <w:t xml:space="preserve">实操区用来隔离查看一个色号，防止对照摆豆时误改图纸；不是已完成色号的记录表，也不会自动扣减材料。这个视图会禁用画格、整色替换、画布变换、重新生成、打开、新建与标题修改，查看缩放、拖动和导出仍可使用。点击 </w:t>
+        <w:t xml:space="preserve">实操区用来隔离查看一个色号，防止对照摆豆时误改图纸；不是已完成色号的记录表，也不会自动扣减材料。这个视图会禁用画格、整色替换、画布变换、重新生成、打开、新建与标题修改，查看缩放、拖动和导出仍可使用。在工作台点击 </w:t>
       </w:r>
       <w:r>
         <w:rPr>
@@ -6251,7 +6664,25 @@
           <w:i w:val="0"/>
           <w:color w:val="000000"/>
         </w:rPr>
-        <w:t xml:space="preserve"> 后恢复编辑。</w:t>
+        <w:t xml:space="preserve"> 后恢复编辑；</w:t>
+      </w:r>
+      <w:r>
+        <w:rPr>
+          <w:rFonts w:ascii="Microsoft YaHei" w:hAnsi="Microsoft YaHei" w:eastAsia="Microsoft YaHei" w:cs="Microsoft YaHei"/>
+          <w:b/>
+          <w:i w:val="0"/>
+          <w:color w:val="000000"/>
+        </w:rPr>
+        <w:t>只看图纸</w:t>
+      </w:r>
+      <w:r>
+        <w:rPr>
+          <w:rFonts w:ascii="Microsoft YaHei" w:hAnsi="Microsoft YaHei" w:eastAsia="Microsoft YaHei" w:cs="Microsoft YaHei"/>
+          <w:b w:val="0"/>
+          <w:i w:val="0"/>
+          <w:color w:val="000000"/>
+        </w:rPr>
+        <w:t xml:space="preserve"> 界面始终只读。</w:t>
       </w:r>
     </w:p>
     <w:p>
@@ -6545,7 +6976,7 @@
         <w:spacing w:after="100"/>
         <w:numPr>
           <w:ilvl w:val="0"/>
-          <w:numId w:val="14"/>
+          <w:numId w:val="15"/>
         </w:numPr>
       </w:pPr>
       <w:r>
@@ -6582,7 +7013,7 @@
         <w:spacing w:after="100"/>
         <w:numPr>
           <w:ilvl w:val="0"/>
-          <w:numId w:val="14"/>
+          <w:numId w:val="15"/>
         </w:numPr>
       </w:pPr>
       <w:r>
@@ -6637,7 +7068,7 @@
         <w:spacing w:after="100"/>
         <w:numPr>
           <w:ilvl w:val="0"/>
-          <w:numId w:val="14"/>
+          <w:numId w:val="15"/>
         </w:numPr>
       </w:pPr>
       <w:r>
@@ -9032,7 +9463,7 @@
         <w:spacing w:after="100"/>
         <w:numPr>
           <w:ilvl w:val="0"/>
-          <w:numId w:val="15"/>
+          <w:numId w:val="16"/>
         </w:numPr>
       </w:pPr>
       <w:r>
@@ -9051,7 +9482,7 @@
         <w:spacing w:after="100"/>
         <w:numPr>
           <w:ilvl w:val="0"/>
-          <w:numId w:val="15"/>
+          <w:numId w:val="16"/>
         </w:numPr>
       </w:pPr>
       <w:r>
@@ -9070,7 +9501,7 @@
         <w:spacing w:after="100"/>
         <w:numPr>
           <w:ilvl w:val="0"/>
-          <w:numId w:val="15"/>
+          <w:numId w:val="16"/>
         </w:numPr>
       </w:pPr>
       <w:r>
@@ -9089,7 +9520,7 @@
         <w:spacing w:after="100"/>
         <w:numPr>
           <w:ilvl w:val="0"/>
-          <w:numId w:val="15"/>
+          <w:numId w:val="16"/>
         </w:numPr>
       </w:pPr>
       <w:r>
@@ -9108,7 +9539,7 @@
         <w:spacing w:after="100"/>
         <w:numPr>
           <w:ilvl w:val="0"/>
-          <w:numId w:val="15"/>
+          <w:numId w:val="16"/>
         </w:numPr>
       </w:pPr>
       <w:r>
@@ -9127,7 +9558,7 @@
         <w:spacing w:after="100"/>
         <w:numPr>
           <w:ilvl w:val="0"/>
-          <w:numId w:val="15"/>
+          <w:numId w:val="16"/>
         </w:numPr>
       </w:pPr>
       <w:r>
@@ -9146,7 +9577,7 @@
         <w:spacing w:after="100"/>
         <w:numPr>
           <w:ilvl w:val="0"/>
-          <w:numId w:val="15"/>
+          <w:numId w:val="16"/>
         </w:numPr>
       </w:pPr>
       <w:r>
@@ -9779,7 +10210,7 @@
           <w:i w:val="0"/>
           <w:color w:val="000000"/>
         </w:rPr>
-        <w:t xml:space="preserve">实操区只读，便于摆豆时避免误改图纸。先点击 </w:t>
+        <w:t xml:space="preserve">实操区只读，便于摆豆时避免误改图纸。在工作台先点击 </w:t>
       </w:r>
       <w:r>
         <w:rPr>
@@ -9797,7 +10228,61 @@
           <w:i w:val="0"/>
           <w:color w:val="000000"/>
         </w:rPr>
-        <w:t>，再使用画笔、整色替换或生成豆格。</w:t>
+        <w:t xml:space="preserve">，再使用画笔、整色替换或生成豆格；如果在 </w:t>
+      </w:r>
+      <w:r>
+        <w:rPr>
+          <w:rFonts w:ascii="Microsoft YaHei" w:hAnsi="Microsoft YaHei" w:eastAsia="Microsoft YaHei" w:cs="Microsoft YaHei"/>
+          <w:b/>
+          <w:i w:val="0"/>
+          <w:color w:val="000000"/>
+        </w:rPr>
+        <w:t>只看图纸</w:t>
+      </w:r>
+      <w:r>
+        <w:rPr>
+          <w:rFonts w:ascii="Microsoft YaHei" w:hAnsi="Microsoft YaHei" w:eastAsia="Microsoft YaHei" w:cs="Microsoft YaHei"/>
+          <w:b w:val="0"/>
+          <w:i w:val="0"/>
+          <w:color w:val="000000"/>
+        </w:rPr>
+        <w:t xml:space="preserve"> 界面，先点击顶部 </w:t>
+      </w:r>
+      <w:r>
+        <w:rPr>
+          <w:rFonts w:ascii="Microsoft YaHei" w:hAnsi="Microsoft YaHei" w:eastAsia="Microsoft YaHei" w:cs="Microsoft YaHei"/>
+          <w:b/>
+          <w:i w:val="0"/>
+          <w:color w:val="000000"/>
+        </w:rPr>
+        <w:t>编辑</w:t>
+      </w:r>
+      <w:r>
+        <w:rPr>
+          <w:rFonts w:ascii="Microsoft YaHei" w:hAnsi="Microsoft YaHei" w:eastAsia="Microsoft YaHei" w:cs="Microsoft YaHei"/>
+          <w:b w:val="0"/>
+          <w:i w:val="0"/>
+          <w:color w:val="000000"/>
+        </w:rPr>
+        <w:t xml:space="preserve"> 返回工作台，再切到 </w:t>
+      </w:r>
+      <w:r>
+        <w:rPr>
+          <w:rFonts w:ascii="Microsoft YaHei" w:hAnsi="Microsoft YaHei" w:eastAsia="Microsoft YaHei" w:cs="Microsoft YaHei"/>
+          <w:b/>
+          <w:i w:val="0"/>
+          <w:color w:val="000000"/>
+        </w:rPr>
+        <w:t>图纸</w:t>
+      </w:r>
+      <w:r>
+        <w:rPr>
+          <w:rFonts w:ascii="Microsoft YaHei" w:hAnsi="Microsoft YaHei" w:eastAsia="Microsoft YaHei" w:cs="Microsoft YaHei"/>
+          <w:b w:val="0"/>
+          <w:i w:val="0"/>
+          <w:color w:val="000000"/>
+        </w:rPr>
+        <w:t xml:space="preserve"> 操作。</w:t>
       </w:r>
     </w:p>
     <w:p>
@@ -10078,7 +10563,61 @@
           <w:i w:val="0"/>
           <w:color w:val="000000"/>
         </w:rPr>
-        <w:t>手指点按对应画格，拖动可绘制或框选；大图用工具栏的拖动画布工具查看。设置和材料清单在画布下方。按钮缺少悬停提示时，参考第 6 节的工具顺序。</w:t>
+        <w:t xml:space="preserve">手机默认进入只读的 </w:t>
+      </w:r>
+      <w:r>
+        <w:rPr>
+          <w:rFonts w:ascii="Microsoft YaHei" w:hAnsi="Microsoft YaHei" w:eastAsia="Microsoft YaHei" w:cs="Microsoft YaHei"/>
+          <w:b/>
+          <w:i w:val="0"/>
+          <w:color w:val="000000"/>
+        </w:rPr>
+        <w:t>只看图纸</w:t>
+      </w:r>
+      <w:r>
+        <w:rPr>
+          <w:rFonts w:ascii="Microsoft YaHei" w:hAnsi="Microsoft YaHei" w:eastAsia="Microsoft YaHei" w:cs="Microsoft YaHei"/>
+          <w:b w:val="0"/>
+          <w:i w:val="0"/>
+          <w:color w:val="000000"/>
+        </w:rPr>
+        <w:t xml:space="preserve"> 界面，完整显示全图；放大后用单指拖动、双指缩放，需要重新看全图时点击 </w:t>
+      </w:r>
+      <w:r>
+        <w:rPr>
+          <w:rFonts w:ascii="Microsoft YaHei" w:hAnsi="Microsoft YaHei" w:eastAsia="Microsoft YaHei" w:cs="Microsoft YaHei"/>
+          <w:b/>
+          <w:i w:val="0"/>
+          <w:color w:val="000000"/>
+        </w:rPr>
+        <w:t>适配全图</w:t>
+      </w:r>
+      <w:r>
+        <w:rPr>
+          <w:rFonts w:ascii="Microsoft YaHei" w:hAnsi="Microsoft YaHei" w:eastAsia="Microsoft YaHei" w:cs="Microsoft YaHei"/>
+          <w:b w:val="0"/>
+          <w:i w:val="0"/>
+          <w:color w:val="000000"/>
+        </w:rPr>
+        <w:t xml:space="preserve">。点击顶部 </w:t>
+      </w:r>
+      <w:r>
+        <w:rPr>
+          <w:rFonts w:ascii="Microsoft YaHei" w:hAnsi="Microsoft YaHei" w:eastAsia="Microsoft YaHei" w:cs="Microsoft YaHei"/>
+          <w:b/>
+          <w:i w:val="0"/>
+          <w:color w:val="000000"/>
+        </w:rPr>
+        <w:t>编辑</w:t>
+      </w:r>
+      <w:r>
+        <w:rPr>
+          <w:rFonts w:ascii="Microsoft YaHei" w:hAnsi="Microsoft YaHei" w:eastAsia="Microsoft YaHei" w:cs="Microsoft YaHei"/>
+          <w:b w:val="0"/>
+          <w:i w:val="0"/>
+          <w:color w:val="000000"/>
+        </w:rPr>
+        <w:t xml:space="preserve"> 返回工作台后，才能点按画格、拖动绘制或框选；设置和材料清单在画布下方。按钮缺少悬停提示时，参考第 6 节的工具顺序。</w:t>
       </w:r>
     </w:p>
     <w:p>
@@ -10376,8 +10915,8 @@
   <w:abstractNum w:abstractNumId="12">
     <w:lvl w:ilvl="0">
       <w:start w:val="1"/>
-      <w:numFmt w:val="decimal"/>
-      <w:lvlText w:val="%1."/>
+      <w:numFmt w:val="bullet"/>
+      <w:lvlText w:val="•"/>
       <w:lvlJc w:val="left"/>
       <w:pPr>
         <w:ind w:left="340" w:hanging="240"/>
@@ -10414,6 +10953,20 @@
   </w:abstractNum>
   <w:num w:numId="15">
     <w:abstractNumId w:val="14"/>
+  </w:num>
+  <w:abstractNum w:abstractNumId="15">
+    <w:lvl w:ilvl="0">
+      <w:start w:val="1"/>
+      <w:numFmt w:val="decimal"/>
+      <w:lvlText w:val="%1."/>
+      <w:lvlJc w:val="left"/>
+      <w:pPr>
+        <w:ind w:left="340" w:hanging="240"/>
+      </w:pPr>
+    </w:lvl>
+  </w:abstractNum>
+  <w:num w:numId="16">
+    <w:abstractNumId w:val="15"/>
   </w:num>
 </w:numbering>
 </file>
